--- a/lessons/4-3/downloads/4-3-notes-teacher.docx
+++ b/lessons/4-3/downloads/4-3-notes-teacher.docx
@@ -14,7 +14,7 @@
           <w:sz w:val="18"/>
           <w:szCs w:val="18"/>
         </w:rPr>
-        <w:t xml:space="preserve">UNIT 4  ·  LESSON 3      STANDARD 6.RP.3C</w:t>
+        <w:t xml:space="preserve">UNIT 4  ·  LESSON 3      STANDARD 6.AT.4</w:t>
       </w:r>
     </w:p>
     <w:p>
@@ -1821,7 +1821,7 @@
                 <w:sz w:val="21"/>
                 <w:szCs w:val="21"/>
               </w:rPr>
-              <w:t xml:space="preserve">An arcade machine has a jackpot that pays out 250% of your tokens if you win. You inserted 40 tokens. Your friend says the jackpot is 100 tokens. Another friend says it's 60 tokens.</w:t>
+              <w:t xml:space="preserve">A different arcade machine pays a jackpot of 300% of your tokens if you win. You inserted 30 tokens. One friend says the jackpot is 90 tokens. Another friend says it's 33 tokens.</w:t>
             </w:r>
           </w:p>
           <w:p>
@@ -1871,7 +1871,7 @@
           <w:sz w:val="20"/>
           <w:szCs w:val="20"/>
         </w:rPr>
-        <w:t xml:space="preserve">The friend who said ___ tokens is correct because 250% of 40 = ___ × 40 = ___. The other friend found ___% of 40 instead.</w:t>
+        <w:t xml:space="preserve">The friend who said ___ tokens is correct because 300% of 30 = ___ × 30 = ___. The other friend treated 300% as if it were ___% instead.</w:t>
       </w:r>
     </w:p>
     <w:p>
@@ -2364,6 +2364,32 @@
     </w:p>
     <w:p>
       <w:pPr>
+        <w:pStyle w:val="Heading2"/>
+        <w:spacing w:after="80" w:before="180"/>
+      </w:pPr>
+      <w:r>
+        <w:rPr>
+          <w:b/>
+          <w:bCs/>
+          <w:color w:val="12355B"/>
+          <w:sz w:val="24"/>
+          <w:szCs w:val="24"/>
+        </w:rPr>
+        <w:t xml:space="preserve">Level 1 Support</w:t>
+      </w:r>
+      <w:r>
+        <w:rPr>
+          <w:i/>
+          <w:iCs/>
+          <w:color w:val="1FA6A2"/>
+          <w:sz w:val="19"/>
+          <w:szCs w:val="19"/>
+        </w:rPr>
+        <w:t xml:space="preserve">   extra scaffolding</w:t>
+      </w:r>
+    </w:p>
+    <w:p>
+      <w:pPr>
         <w:keepNext/>
         <w:spacing w:after="60" w:before="160"/>
       </w:pPr>
@@ -2624,6 +2650,32 @@
     </w:tbl>
     <w:p>
       <w:pPr>
+        <w:pStyle w:val="Heading2"/>
+        <w:spacing w:after="80" w:before="180"/>
+      </w:pPr>
+      <w:r>
+        <w:rPr>
+          <w:b/>
+          <w:bCs/>
+          <w:color w:val="12355B"/>
+          <w:sz w:val="24"/>
+          <w:szCs w:val="24"/>
+        </w:rPr>
+        <w:t xml:space="preserve">On Level</w:t>
+      </w:r>
+      <w:r>
+        <w:rPr>
+          <w:i/>
+          <w:iCs/>
+          <w:color w:val="12355B"/>
+          <w:sz w:val="19"/>
+          <w:szCs w:val="19"/>
+        </w:rPr>
+        <w:t xml:space="preserve">   grade-level practice</w:t>
+      </w:r>
+    </w:p>
+    <w:p>
+      <w:pPr>
         <w:keepNext/>
         <w:spacing w:after="60" w:before="160"/>
       </w:pPr>
@@ -2754,136 +2806,6 @@
     </w:tbl>
     <w:p>
       <w:pPr>
-        <w:keepNext/>
-        <w:spacing w:after="60" w:before="160"/>
-      </w:pPr>
-      <w:r>
-        <w:rPr>
-          <w:b/>
-          <w:bCs/>
-          <w:color w:val="12355B"/>
-          <w:sz w:val="22"/>
-          <w:szCs w:val="22"/>
-        </w:rPr>
-        <w:t xml:space="preserve">4.  </w:t>
-      </w:r>
-      <w:r>
-        <w:rPr>
-          <w:b/>
-          <w:bCs/>
-          <w:sz w:val="21"/>
-          <w:szCs w:val="21"/>
-        </w:rPr>
-        <w:t xml:space="preserve">A power-up boosts your damage to 150% of normal. Written as a decimal and a fraction, 150% equals:</w:t>
-      </w:r>
-    </w:p>
-    <w:p>
-      <w:pPr>
-        <w:spacing w:after="40"/>
-        <w:ind w:left="420"/>
-      </w:pPr>
-      <w:r>
-        <w:rPr>
-          <w:sz w:val="20"/>
-          <w:szCs w:val="20"/>
-        </w:rPr>
-        <w:t xml:space="preserve">A)  1.5 = 3/2</w:t>
-      </w:r>
-    </w:p>
-    <w:p>
-      <w:pPr>
-        <w:spacing w:after="40"/>
-        <w:ind w:left="420"/>
-      </w:pPr>
-      <w:r>
-        <w:rPr>
-          <w:sz w:val="20"/>
-          <w:szCs w:val="20"/>
-        </w:rPr>
-        <w:t xml:space="preserve">B)  0.15 = 3/20</w:t>
-      </w:r>
-    </w:p>
-    <w:p>
-      <w:pPr>
-        <w:spacing w:after="40"/>
-        <w:ind w:left="420"/>
-      </w:pPr>
-      <w:r>
-        <w:rPr>
-          <w:sz w:val="20"/>
-          <w:szCs w:val="20"/>
-        </w:rPr>
-        <w:t xml:space="preserve">C)  15 = 15/1</w:t>
-      </w:r>
-    </w:p>
-    <w:p>
-      <w:pPr>
-        <w:spacing w:after="40"/>
-        <w:ind w:left="420"/>
-      </w:pPr>
-      <w:r>
-        <w:rPr>
-          <w:sz w:val="20"/>
-          <w:szCs w:val="20"/>
-        </w:rPr>
-        <w:t xml:space="preserve">D)  0.015 = 3/200</w:t>
-      </w:r>
-    </w:p>
-    <w:p>
-      <w:pPr>
-        <w:spacing w:after="20"/>
-      </w:pPr>
-      <w:r>
-        <w:t xml:space="preserve"/>
-      </w:r>
-    </w:p>
-    <w:tbl>
-      <w:tblPr>
-        <w:tblW w:type="pct" w:w="100%"/>
-        <w:tblBorders>
-          <w:top w:val="single" w:color="C7D2DD" w:sz="6"/>
-          <w:left w:val="single" w:color="C7D2DD" w:sz="6"/>
-          <w:bottom w:val="single" w:color="C7D2DD" w:sz="6"/>
-          <w:right w:val="single" w:color="C7D2DD" w:sz="6"/>
-          <w:insideH w:val="single" w:color="auto" w:sz="4"/>
-          <w:insideV w:val="single" w:color="auto" w:sz="4"/>
-        </w:tblBorders>
-      </w:tblPr>
-      <w:tblGrid>
-        <w:gridCol w:w="100"/>
-      </w:tblGrid>
-      <w:tr>
-        <w:tc>
-          <w:tcPr>
-            <w:shd w:fill="FBF3E2" w:color="auto" w:val="clear"/>
-            <w:tcMar>
-              <w:top w:type="dxa" w:w="60"/>
-              <w:left w:type="dxa" w:w="120"/>
-              <w:bottom w:type="dxa" w:w="60"/>
-              <w:right w:type="dxa" w:w="120"/>
-            </w:tcMar>
-          </w:tcPr>
-          <w:p>
-            <w:pPr>
-              <w:spacing w:after="0" w:line="320"/>
-            </w:pPr>
-            <w:r>
-              <w:t xml:space="preserve"/>
-            </w:r>
-          </w:p>
-          <w:p>
-            <w:pPr>
-              <w:spacing w:after="0" w:line="320"/>
-            </w:pPr>
-            <w:r>
-              <w:t xml:space="preserve"/>
-            </w:r>
-          </w:p>
-        </w:tc>
-      </w:tr>
-    </w:tbl>
-    <w:p>
-      <w:pPr>
         <w:pStyle w:val="Heading1"/>
         <w:pageBreakBefore/>
         <w:pBdr>
@@ -3231,23 +3153,17 @@
     </w:p>
     <w:p>
       <w:pPr>
-        <w:spacing w:after="80"/>
-      </w:pPr>
-      <w:r>
-        <w:rPr>
-          <w:b/>
-          <w:bCs/>
-          <w:sz w:val="21"/>
-          <w:szCs w:val="21"/>
-        </w:rPr>
-        <w:t xml:space="preserve">1.  </w:t>
-      </w:r>
-      <w:r>
-        <w:rPr>
-          <w:sz w:val="21"/>
-          <w:szCs w:val="21"/>
-        </w:rPr>
-        <w:t xml:space="preserve">A)  0.005</w:t>
+        <w:spacing w:after="100"/>
+      </w:pPr>
+      <w:r>
+        <w:rPr>
+          <w:b/>
+          <w:bCs/>
+          <w:color w:val="B97A12"/>
+          <w:sz w:val="20"/>
+          <w:szCs w:val="20"/>
+        </w:rPr>
+        <w:t xml:space="preserve">Watch for this mistake:  </w:t>
       </w:r>
       <w:r>
         <w:rPr>
@@ -3257,7 +3173,23 @@
           <w:sz w:val="19"/>
           <w:szCs w:val="19"/>
         </w:rPr>
-        <w:t xml:space="preserve">  — 0.5% ÷ 100 = 0.005. Move the decimal two places to the left.</w:t>
+        <w:t xml:space="preserve">A common mistake in Percents Greater Than 100% and Less Than 1% is treating every percent-to-decimal conversion the same way regardless of size — for example, writing 150% as 0.15 (as if it were an ordinary under-100% percent) instead of 1.5, or writing 0.5% as 0.5 (forgetting to divide by 100 at all) instead of 0.005. Before finalizing an answer, check that the decimal for any percent over 100% is greater than 1, and the decimal for any percent under 1% is less than 0.01.</w:t>
+      </w:r>
+    </w:p>
+    <w:p>
+      <w:pPr>
+        <w:pStyle w:val="Heading2"/>
+        <w:spacing w:after="80" w:before="180"/>
+      </w:pPr>
+      <w:r>
+        <w:rPr>
+          <w:b/>
+          <w:bCs/>
+          <w:color w:val="12355B"/>
+          <w:sz w:val="24"/>
+          <w:szCs w:val="24"/>
+        </w:rPr>
+        <w:t xml:space="preserve">Level 1 Support</w:t>
       </w:r>
     </w:p>
     <w:p>
@@ -3271,14 +3203,14 @@
           <w:sz w:val="21"/>
           <w:szCs w:val="21"/>
         </w:rPr>
-        <w:t xml:space="preserve">2.  </w:t>
-      </w:r>
-      <w:r>
-        <w:rPr>
-          <w:sz w:val="21"/>
-          <w:szCs w:val="21"/>
-        </w:rPr>
-        <w:t xml:space="preserve">A)  0.75%</w:t>
+        <w:t xml:space="preserve">1.  </w:t>
+      </w:r>
+      <w:r>
+        <w:rPr>
+          <w:sz w:val="21"/>
+          <w:szCs w:val="21"/>
+        </w:rPr>
+        <w:t xml:space="preserve">A)  0.005</w:t>
       </w:r>
       <w:r>
         <w:rPr>
@@ -3288,7 +3220,7 @@
           <w:sz w:val="19"/>
           <w:szCs w:val="19"/>
         </w:rPr>
-        <w:t xml:space="preserve">  — 0.75% is less than 1%. All the other choices are greater than 1%.</w:t>
+        <w:t xml:space="preserve">  — 0.5% ÷ 100 = 0.005. Move the decimal two places to the left.</w:t>
       </w:r>
     </w:p>
     <w:p>
@@ -3302,14 +3234,14 @@
           <w:sz w:val="21"/>
           <w:szCs w:val="21"/>
         </w:rPr>
-        <w:t xml:space="preserve">3.  </w:t>
-      </w:r>
-      <w:r>
-        <w:rPr>
-          <w:sz w:val="21"/>
-          <w:szCs w:val="21"/>
-        </w:rPr>
-        <w:t xml:space="preserve">C)  0.004</w:t>
+        <w:t xml:space="preserve">2.  </w:t>
+      </w:r>
+      <w:r>
+        <w:rPr>
+          <w:sz w:val="21"/>
+          <w:szCs w:val="21"/>
+        </w:rPr>
+        <w:t xml:space="preserve">A)  0.75%</w:t>
       </w:r>
       <w:r>
         <w:rPr>
@@ -3319,7 +3251,23 @@
           <w:sz w:val="19"/>
           <w:szCs w:val="19"/>
         </w:rPr>
-        <w:t xml:space="preserve">  — 0.4% = 0.4 ÷ 100 = 0.004. Move the decimal point two places to the left.</w:t>
+        <w:t xml:space="preserve">  — 0.75% is less than 1%. All the other choices are greater than 1%.</w:t>
+      </w:r>
+    </w:p>
+    <w:p>
+      <w:pPr>
+        <w:pStyle w:val="Heading2"/>
+        <w:spacing w:after="80" w:before="180"/>
+      </w:pPr>
+      <w:r>
+        <w:rPr>
+          <w:b/>
+          <w:bCs/>
+          <w:color w:val="12355B"/>
+          <w:sz w:val="24"/>
+          <w:szCs w:val="24"/>
+        </w:rPr>
+        <w:t xml:space="preserve">On Level</w:t>
       </w:r>
     </w:p>
     <w:p>
@@ -3333,14 +3281,14 @@
           <w:sz w:val="21"/>
           <w:szCs w:val="21"/>
         </w:rPr>
-        <w:t xml:space="preserve">4.  </w:t>
-      </w:r>
-      <w:r>
-        <w:rPr>
-          <w:sz w:val="21"/>
-          <w:szCs w:val="21"/>
-        </w:rPr>
-        <w:t xml:space="preserve">A)  1.5 = 3/2</w:t>
+        <w:t xml:space="preserve">3.  </w:t>
+      </w:r>
+      <w:r>
+        <w:rPr>
+          <w:sz w:val="21"/>
+          <w:szCs w:val="21"/>
+        </w:rPr>
+        <w:t xml:space="preserve">C)  0.004</w:t>
       </w:r>
       <w:r>
         <w:rPr>
@@ -3350,7 +3298,7 @@
           <w:sz w:val="19"/>
           <w:szCs w:val="19"/>
         </w:rPr>
-        <w:t xml:space="preserve">  — 150% = 150 ÷ 100 = 1.5, and 150/100 simplifies to 3/2. It is more than one whole, so the decimal is greater than 1.</w:t>
+        <w:t xml:space="preserve">  — 0.4% = 0.4 ÷ 100 = 0.004. Move the decimal point two places to the left.</w:t>
       </w:r>
     </w:p>
     <w:p>

--- a/lessons/4-3/downloads/4-3-notes-teacher.docx
+++ b/lessons/4-3/downloads/4-3-notes-teacher.docx
@@ -1247,7 +1247,22 @@
           <w:sz w:val="30"/>
           <w:szCs w:val="30"/>
         </w:rPr>
-        <w:t xml:space="preserve">Worked Example</w:t>
+        <w:t xml:space="preserve">Write About the Math</w:t>
+      </w:r>
+    </w:p>
+    <w:p>
+      <w:pPr>
+        <w:spacing w:after="100"/>
+      </w:pPr>
+      <w:r>
+        <w:rPr>
+          <w:i/>
+          <w:iCs/>
+          <w:color w:val="5F6F80"/>
+          <w:sz w:val="19"/>
+          <w:szCs w:val="19"/>
+        </w:rPr>
+        <w:t xml:space="preserve">Use the support level you need. Every level answers the same math question.</w:t>
       </w:r>
     </w:p>
     <w:p>
@@ -1263,17 +1278,17 @@
           <w:sz w:val="24"/>
           <w:szCs w:val="24"/>
         </w:rPr>
-        <w:t xml:space="preserve">Watch &amp; Read</w:t>
+        <w:t xml:space="preserve">1. Understand the Question</w:t>
       </w:r>
       <w:r>
         <w:rPr>
           <w:i/>
           <w:iCs/>
-          <w:color w:val="1FA6A2"/>
+          <w:color w:val="B97A12"/>
           <w:sz w:val="19"/>
           <w:szCs w:val="19"/>
         </w:rPr>
-        <w:t xml:space="preserve">   I Do — follow along with your teacher</w:t>
+        <w:t xml:space="preserve">   compare</w:t>
       </w:r>
     </w:p>
     <w:tbl>
@@ -1308,25 +1323,44 @@
             </w:pPr>
             <w:r>
               <w:rPr>
+                <w:color w:val="1A2733"/>
+                <w:sz w:val="21"/>
+                <w:szCs w:val="21"/>
+              </w:rPr>
+              <w:t xml:space="preserve">When you wrote percents like 150% and 0.5% as decimals, what did you notice about their size compared to 1?</w:t>
+            </w:r>
+          </w:p>
+          <w:p>
+            <w:pPr>
+              <w:spacing w:after="0"/>
+            </w:pPr>
+            <w:r>
+              <w:rPr>
                 <w:b/>
                 <w:bCs/>
                 <w:color w:val="12355B"/>
-                <w:sz w:val="22"/>
-                <w:szCs w:val="22"/>
+                <w:sz w:val="20"/>
+                <w:szCs w:val="20"/>
               </w:rPr>
-              <w:t xml:space="preserve">Arcade Builder Challenge</w:t>
-            </w:r>
-          </w:p>
-          <w:p>
-            <w:pPr>
-              <w:spacing w:after="0"/>
-            </w:pPr>
+              <w:t xml:space="preserve">Your job:  </w:t>
+            </w:r>
             <w:r>
               <w:rPr>
-                <w:sz w:val="21"/>
-                <w:szCs w:val="21"/>
+                <w:sz w:val="20"/>
+                <w:szCs w:val="20"/>
               </w:rPr>
-              <w:t xml:space="preserve">The arcade just posted its monthly leaderboard! Some players crushed the target score — one player hit 150% of the goal! Meanwhile, a rare bonus round gives only a 0.5% point boost. You need to understand what these unusual percents really mean to read the leaderboard correctly.</w:t>
+              <w:t xml:space="preserve">Answer the question. Use math evidence. Explain how the evidence proves your answer.</w:t>
+            </w:r>
+            <w:r>
+              <w:rPr>
+                <w:i/>
+                <w:iCs/>
+                <w:color w:val="5F6F80"/>
+                <w:sz w:val="18"/>
+                <w:szCs w:val="18"/>
+              </w:rPr>
+              <w:br/>
+              <w:t xml:space="preserve">Responde la pregunta. Usa evidencia matemática. Explica cómo la evidencia demuestra tu respuesta.</w:t>
             </w:r>
           </w:p>
         </w:tc>
@@ -1334,81 +1368,6 @@
     </w:tbl>
     <w:p>
       <w:pPr>
-        <w:spacing w:after="80"/>
-      </w:pPr>
-      <w:r>
-        <w:t xml:space="preserve"/>
-      </w:r>
-    </w:p>
-    <w:p>
-      <w:pPr>
-        <w:spacing w:after="50" w:before="60"/>
-      </w:pPr>
-      <w:r>
-        <w:rPr>
-          <w:b/>
-          <w:bCs/>
-          <w:color w:val="12355B"/>
-          <w:sz w:val="21"/>
-          <w:szCs w:val="21"/>
-        </w:rPr>
-        <w:t xml:space="preserve">Think about:</w:t>
-      </w:r>
-    </w:p>
-    <w:p>
-      <w:pPr>
-        <w:spacing w:after="40"/>
-        <w:ind w:left="300"/>
-      </w:pPr>
-      <w:r>
-        <w:rPr>
-          <w:sz w:val="20"/>
-          <w:szCs w:val="20"/>
-        </w:rPr>
-        <w:t xml:space="preserve">•  What does it mean when a score is shown as 150% of the target?</w:t>
-      </w:r>
-    </w:p>
-    <w:p>
-      <w:pPr>
-        <w:spacing w:after="40"/>
-        <w:ind w:left="300"/>
-      </w:pPr>
-      <w:r>
-        <w:rPr>
-          <w:sz w:val="20"/>
-          <w:szCs w:val="20"/>
-        </w:rPr>
-        <w:t xml:space="preserve">•  Can a percent be less than 1%? What would that look like?</w:t>
-      </w:r>
-    </w:p>
-    <w:p>
-      <w:pPr>
-        <w:spacing w:after="40"/>
-        <w:ind w:left="300"/>
-      </w:pPr>
-      <w:r>
-        <w:rPr>
-          <w:sz w:val="20"/>
-          <w:szCs w:val="20"/>
-        </w:rPr>
-        <w:t xml:space="preserve">•  How do you write a percent greater than 100% as a decimal or fraction?</w:t>
-      </w:r>
-    </w:p>
-    <w:p>
-      <w:pPr>
-        <w:spacing w:after="40"/>
-        <w:ind w:left="300"/>
-      </w:pPr>
-      <w:r>
-        <w:rPr>
-          <w:sz w:val="20"/>
-          <w:szCs w:val="20"/>
-        </w:rPr>
-        <w:t xml:space="preserve">•  When would you see a percent less than 1% in real life?</w:t>
-      </w:r>
-    </w:p>
-    <w:p>
-      <w:pPr>
         <w:pStyle w:val="Heading2"/>
         <w:spacing w:after="80" w:before="180"/>
       </w:pPr>
@@ -1420,7 +1379,7 @@
           <w:sz w:val="24"/>
           <w:szCs w:val="24"/>
         </w:rPr>
-        <w:t xml:space="preserve">Solved Example</w:t>
+        <w:t xml:space="preserve">2. Plan Your Math Words</w:t>
       </w:r>
       <w:r>
         <w:rPr>
@@ -1430,172 +1389,299 @@
           <w:sz w:val="19"/>
           <w:szCs w:val="19"/>
         </w:rPr>
-        <w:t xml:space="preserve">   I Do — watch each step</w:t>
-      </w:r>
-    </w:p>
-    <w:p>
-      <w:pPr>
-        <w:keepNext/>
-        <w:spacing w:after="40"/>
-      </w:pPr>
-      <w:r>
-        <w:rPr>
-          <w:b/>
-          <w:bCs/>
-          <w:color w:val="12355B"/>
-          <w:sz w:val="21"/>
-          <w:szCs w:val="21"/>
-        </w:rPr>
-        <w:t xml:space="preserve">Problem:  </w:t>
-      </w:r>
-      <w:r>
-        <w:rPr>
-          <w:sz w:val="21"/>
-          <w:szCs w:val="21"/>
-        </w:rPr>
-        <w:t xml:space="preserve">Which of the following is greater than 100%?</w:t>
-      </w:r>
-    </w:p>
-    <w:p>
-      <w:pPr>
-        <w:spacing w:after="30"/>
-        <w:ind w:left="420"/>
-      </w:pPr>
-      <w:r>
-        <w:rPr>
+        <w:t xml:space="preserve">   check at least two</w:t>
+      </w:r>
+    </w:p>
+    <w:p>
+      <w:pPr>
+        <w:spacing w:after="60"/>
+      </w:pPr>
+      <w:r>
+        <w:rPr>
+          <w:b/>
+          <w:bCs/>
+          <w:color w:val="1FA6A2"/>
+          <w:sz w:val="22"/>
+          <w:szCs w:val="22"/>
+        </w:rPr>
+        <w:t xml:space="preserve">☐  </w:t>
+      </w:r>
+      <w:r>
+        <w:rPr>
+          <w:b/>
+          <w:bCs/>
+          <w:color w:val="12355B"/>
           <w:sz w:val="20"/>
           <w:szCs w:val="20"/>
         </w:rPr>
-        <w:t xml:space="preserve">A)  0.75</w:t>
-      </w:r>
-    </w:p>
-    <w:p>
-      <w:pPr>
-        <w:spacing w:after="30"/>
-        <w:ind w:left="420"/>
-      </w:pPr>
+        <w:t xml:space="preserve">Percent — </w:t>
+      </w:r>
       <w:r>
         <w:rPr>
           <w:sz w:val="20"/>
           <w:szCs w:val="20"/>
         </w:rPr>
-        <w:t xml:space="preserve">B)  3/4</w:t>
-      </w:r>
-    </w:p>
-    <w:p>
-      <w:pPr>
-        <w:spacing w:after="30"/>
-        <w:ind w:left="420"/>
-      </w:pPr>
-      <w:r>
-        <w:rPr>
+        <w:t xml:space="preserve">A way to compare a number to 100, shown with the % sign.</w:t>
+      </w:r>
+      <w:r>
+        <w:rPr>
+          <w:i/>
+          <w:iCs/>
+          <w:color w:val="5F6F80"/>
+          <w:sz w:val="18"/>
+          <w:szCs w:val="18"/>
+        </w:rPr>
+        <w:br/>
+        <w:t xml:space="preserve">Porcentaje — Una manera de comparar un número con 100, con el signo %.</w:t>
+      </w:r>
+    </w:p>
+    <w:p>
+      <w:pPr>
+        <w:spacing w:after="60"/>
+      </w:pPr>
+      <w:r>
+        <w:rPr>
+          <w:b/>
+          <w:bCs/>
+          <w:color w:val="1FA6A2"/>
+          <w:sz w:val="22"/>
+          <w:szCs w:val="22"/>
+        </w:rPr>
+        <w:t xml:space="preserve">☐  </w:t>
+      </w:r>
+      <w:r>
+        <w:rPr>
+          <w:b/>
+          <w:bCs/>
+          <w:color w:val="12355B"/>
           <w:sz w:val="20"/>
           <w:szCs w:val="20"/>
         </w:rPr>
-        <w:t xml:space="preserve">C)  1.25</w:t>
-      </w:r>
-    </w:p>
-    <w:p>
-      <w:pPr>
-        <w:spacing w:after="30"/>
-        <w:ind w:left="420"/>
-      </w:pPr>
+        <w:t xml:space="preserve">Greater than 100% — </w:t>
+      </w:r>
       <w:r>
         <w:rPr>
           <w:sz w:val="20"/>
           <w:szCs w:val="20"/>
         </w:rPr>
-        <w:t xml:space="preserve">D)  99/100</w:t>
-      </w:r>
-    </w:p>
-    <w:p>
-      <w:pPr>
-        <w:spacing w:after="20" w:before="50"/>
+        <w:t xml:space="preserve">A percent bigger than 100%, more than the whole thing.</w:t>
+      </w:r>
+      <w:r>
+        <w:rPr>
+          <w:i/>
+          <w:iCs/>
+          <w:color w:val="5F6F80"/>
+          <w:sz w:val="18"/>
+          <w:szCs w:val="18"/>
+        </w:rPr>
+        <w:br/>
+        <w:t xml:space="preserve">Mayor que 100% — Un porcentaje mayor que 100%, más que todo el entero.</w:t>
+      </w:r>
+    </w:p>
+    <w:p>
+      <w:pPr>
+        <w:spacing w:after="60"/>
       </w:pPr>
       <w:r>
         <w:rPr>
           <w:b/>
           <w:bCs/>
           <w:color w:val="1FA6A2"/>
-          <w:sz w:val="21"/>
-          <w:szCs w:val="21"/>
-        </w:rPr>
-        <w:t xml:space="preserve">Step 1:  </w:t>
-      </w:r>
-      <w:r>
-        <w:rPr>
-          <w:sz w:val="21"/>
-          <w:szCs w:val="21"/>
-        </w:rPr>
-        <w:t xml:space="preserve">1.25 = 125%, which is greater than 100%.</w:t>
-      </w:r>
-    </w:p>
-    <w:p>
-      <w:pPr>
-        <w:spacing w:after="20" w:before="50"/>
+          <w:sz w:val="22"/>
+          <w:szCs w:val="22"/>
+        </w:rPr>
+        <w:t xml:space="preserve">☐  </w:t>
+      </w:r>
+      <w:r>
+        <w:rPr>
+          <w:b/>
+          <w:bCs/>
+          <w:color w:val="12355B"/>
+          <w:sz w:val="20"/>
+          <w:szCs w:val="20"/>
+        </w:rPr>
+        <w:t xml:space="preserve">Less than 1% — </w:t>
+      </w:r>
+      <w:r>
+        <w:rPr>
+          <w:sz w:val="20"/>
+          <w:szCs w:val="20"/>
+        </w:rPr>
+        <w:t xml:space="preserve">A percent smaller than 1%, a very tiny part.</w:t>
+      </w:r>
+      <w:r>
+        <w:rPr>
+          <w:i/>
+          <w:iCs/>
+          <w:color w:val="5F6F80"/>
+          <w:sz w:val="18"/>
+          <w:szCs w:val="18"/>
+        </w:rPr>
+        <w:br/>
+        <w:t xml:space="preserve">Menor que 1% — Un porcentaje menor que 1%, una parte muy pequeña.</w:t>
+      </w:r>
+    </w:p>
+    <w:p>
+      <w:pPr>
+        <w:spacing w:after="60"/>
       </w:pPr>
       <w:r>
         <w:rPr>
           <w:b/>
           <w:bCs/>
           <w:color w:val="1FA6A2"/>
-          <w:sz w:val="21"/>
-          <w:szCs w:val="21"/>
-        </w:rPr>
-        <w:t xml:space="preserve">Step 2:  </w:t>
-      </w:r>
-      <w:r>
-        <w:rPr>
-          <w:sz w:val="21"/>
-          <w:szCs w:val="21"/>
-        </w:rPr>
-        <w:t xml:space="preserve">The other values are all less than 1 (less than 100%).</w:t>
-      </w:r>
-    </w:p>
-    <w:p>
-      <w:pPr>
-        <w:spacing w:after="40" w:before="60"/>
-      </w:pPr>
-      <w:r>
-        <w:rPr>
-          <w:b/>
-          <w:bCs/>
-          <w:color w:val="12355B"/>
-          <w:sz w:val="21"/>
-          <w:szCs w:val="21"/>
-        </w:rPr>
-        <w:t xml:space="preserve">Answer:  </w:t>
-      </w:r>
-      <w:r>
-        <w:rPr>
-          <w:b/>
-          <w:bCs/>
-          <w:sz w:val="21"/>
-          <w:szCs w:val="21"/>
-        </w:rPr>
-        <w:t xml:space="preserve">C. 1.25</w:t>
-      </w:r>
-    </w:p>
-    <w:p>
-      <w:pPr>
-        <w:pStyle w:val="Heading1"/>
-        <w:pageBreakBefore/>
-        <w:pBdr>
-          <w:bottom w:val="single" w:color="1FA6A2" w:sz="14" w:space="6"/>
-        </w:pBdr>
-        <w:spacing w:after="140" w:before="0"/>
-      </w:pPr>
-      <w:r>
-        <w:rPr>
-          <w:b/>
-          <w:bCs/>
-          <w:color w:val="12355B"/>
-          <w:sz w:val="30"/>
-          <w:szCs w:val="30"/>
-        </w:rPr>
-        <w:t xml:space="preserve">Guided Practice</w:t>
-      </w:r>
-    </w:p>
+          <w:sz w:val="22"/>
+          <w:szCs w:val="22"/>
+        </w:rPr>
+        <w:t xml:space="preserve">☐  </w:t>
+      </w:r>
+      <w:r>
+        <w:rPr>
+          <w:b/>
+          <w:bCs/>
+          <w:color w:val="12355B"/>
+          <w:sz w:val="20"/>
+          <w:szCs w:val="20"/>
+        </w:rPr>
+        <w:t xml:space="preserve">Equivalent — </w:t>
+      </w:r>
+      <w:r>
+        <w:rPr>
+          <w:sz w:val="20"/>
+          <w:szCs w:val="20"/>
+        </w:rPr>
+        <w:t xml:space="preserve">Having the same value, just written a different way.</w:t>
+      </w:r>
+      <w:r>
+        <w:rPr>
+          <w:i/>
+          <w:iCs/>
+          <w:color w:val="5F6F80"/>
+          <w:sz w:val="18"/>
+          <w:szCs w:val="18"/>
+        </w:rPr>
+        <w:br/>
+        <w:t xml:space="preserve">Equivalente — Tener el mismo valor, escrito de otra forma.</w:t>
+      </w:r>
+    </w:p>
+    <w:p>
+      <w:pPr>
+        <w:spacing w:after="60"/>
+      </w:pPr>
+      <w:r>
+        <w:rPr>
+          <w:b/>
+          <w:bCs/>
+          <w:color w:val="1FA6A2"/>
+          <w:sz w:val="22"/>
+          <w:szCs w:val="22"/>
+        </w:rPr>
+        <w:t xml:space="preserve">☐  </w:t>
+      </w:r>
+      <w:r>
+        <w:rPr>
+          <w:b/>
+          <w:bCs/>
+          <w:color w:val="12355B"/>
+          <w:sz w:val="20"/>
+          <w:szCs w:val="20"/>
+        </w:rPr>
+        <w:t xml:space="preserve">Mixed number — </w:t>
+      </w:r>
+      <w:r>
+        <w:rPr>
+          <w:sz w:val="20"/>
+          <w:szCs w:val="20"/>
+        </w:rPr>
+        <w:t xml:space="preserve">A whole number plus a fraction, like 1 1/2.</w:t>
+      </w:r>
+      <w:r>
+        <w:rPr>
+          <w:i/>
+          <w:iCs/>
+          <w:color w:val="5F6F80"/>
+          <w:sz w:val="18"/>
+          <w:szCs w:val="18"/>
+        </w:rPr>
+        <w:br/>
+        <w:t xml:space="preserve">Número mixto — Un número entero más una fracción, como 1 1/2.</w:t>
+      </w:r>
+    </w:p>
+    <w:tbl>
+      <w:tblPr>
+        <w:tblW w:type="pct" w:w="100%"/>
+        <w:tblBorders>
+          <w:top w:val="single" w:color="1FA6A2" w:sz="8"/>
+          <w:left w:val="single" w:color="1FA6A2" w:sz="8"/>
+          <w:bottom w:val="single" w:color="1FA6A2" w:sz="8"/>
+          <w:right w:val="single" w:color="1FA6A2" w:sz="8"/>
+          <w:insideH w:val="single" w:color="auto" w:sz="4"/>
+          <w:insideV w:val="single" w:color="auto" w:sz="4"/>
+        </w:tblBorders>
+      </w:tblPr>
+      <w:tblGrid>
+        <w:gridCol w:w="100"/>
+      </w:tblGrid>
+      <w:tr>
+        <w:tc>
+          <w:tcPr>
+            <w:shd w:fill="F7FFFD" w:color="auto" w:val="clear"/>
+            <w:tcMar>
+              <w:top w:type="dxa" w:w="120"/>
+              <w:left w:type="dxa" w:w="180"/>
+              <w:bottom w:type="dxa" w:w="120"/>
+              <w:right w:type="dxa" w:w="180"/>
+            </w:tcMar>
+          </w:tcPr>
+          <w:p>
+            <w:pPr>
+              <w:spacing w:after="50"/>
+            </w:pPr>
+            <w:r>
+              <w:rPr>
+                <w:b/>
+                <w:bCs/>
+                <w:color w:val="1FA6A2"/>
+                <w:sz w:val="20"/>
+                <w:szCs w:val="20"/>
+              </w:rPr>
+              <w:t xml:space="preserve">Say it first:  </w:t>
+            </w:r>
+            <w:r>
+              <w:rPr>
+                <w:sz w:val="20"/>
+                <w:szCs w:val="20"/>
+              </w:rPr>
+              <w:t xml:space="preserve">Say your idea to a partner or quietly to yourself before you write.</w:t>
+            </w:r>
+          </w:p>
+          <w:p>
+            <w:pPr>
+              <w:spacing w:after="60"/>
+            </w:pPr>
+            <w:r>
+              <w:rPr>
+                <w:color w:val="1A2733"/>
+                <w:sz w:val="21"/>
+                <w:szCs w:val="21"/>
+              </w:rPr>
+              <w:t xml:space="preserve">150% as a decimal is ___ because ___.</w:t>
+            </w:r>
+            <w:r>
+              <w:rPr>
+                <w:i/>
+                <w:iCs/>
+                <w:color w:val="5F6F80"/>
+                <w:sz w:val="19"/>
+                <w:szCs w:val="19"/>
+              </w:rPr>
+              <w:br/>
+              <w:t xml:space="preserve">150% como decimal es ___ porque ___.</w:t>
+            </w:r>
+          </w:p>
+        </w:tc>
+      </w:tr>
+    </w:tbl>
     <w:p>
       <w:pPr>
         <w:pStyle w:val="Heading2"/>
@@ -1609,181 +1695,17 @@
           <w:sz w:val="24"/>
           <w:szCs w:val="24"/>
         </w:rPr>
-        <w:t xml:space="preserve">Solve Together</w:t>
+        <w:t xml:space="preserve">3. Build Your Explanation</w:t>
       </w:r>
       <w:r>
         <w:rPr>
           <w:i/>
           <w:iCs/>
-          <w:color w:val="6B4FA0"/>
+          <w:color w:val="B97A12"/>
           <w:sz w:val="19"/>
           <w:szCs w:val="19"/>
         </w:rPr>
-        <w:t xml:space="preserve">   We Do — work with your class</w:t>
-      </w:r>
-    </w:p>
-    <w:p>
-      <w:pPr>
-        <w:keepNext/>
-        <w:spacing w:after="40" w:before="40"/>
-      </w:pPr>
-      <w:r>
-        <w:rPr>
-          <w:b/>
-          <w:bCs/>
-          <w:color w:val="12355B"/>
-          <w:sz w:val="21"/>
-          <w:szCs w:val="21"/>
-        </w:rPr>
-        <w:t xml:space="preserve">Problem:  </w:t>
-      </w:r>
-      <w:r>
-        <w:rPr>
-          <w:sz w:val="21"/>
-          <w:szCs w:val="21"/>
-        </w:rPr>
-        <w:t xml:space="preserve">What is 200% written as a decimal?</w:t>
-      </w:r>
-    </w:p>
-    <w:p>
-      <w:pPr>
-        <w:spacing w:after="30"/>
-        <w:ind w:left="420"/>
-      </w:pPr>
-      <w:r>
-        <w:rPr>
-          <w:sz w:val="20"/>
-          <w:szCs w:val="20"/>
-        </w:rPr>
-        <w:t xml:space="preserve">A)  2.0</w:t>
-      </w:r>
-    </w:p>
-    <w:p>
-      <w:pPr>
-        <w:spacing w:after="30"/>
-        <w:ind w:left="420"/>
-      </w:pPr>
-      <w:r>
-        <w:rPr>
-          <w:sz w:val="20"/>
-          <w:szCs w:val="20"/>
-        </w:rPr>
-        <w:t xml:space="preserve">B)  0.2</w:t>
-      </w:r>
-    </w:p>
-    <w:p>
-      <w:pPr>
-        <w:spacing w:after="30"/>
-        <w:ind w:left="420"/>
-      </w:pPr>
-      <w:r>
-        <w:rPr>
-          <w:sz w:val="20"/>
-          <w:szCs w:val="20"/>
-        </w:rPr>
-        <w:t xml:space="preserve">C)  20.0</w:t>
-      </w:r>
-    </w:p>
-    <w:p>
-      <w:pPr>
-        <w:spacing w:after="30"/>
-        <w:ind w:left="420"/>
-      </w:pPr>
-      <w:r>
-        <w:rPr>
-          <w:sz w:val="20"/>
-          <w:szCs w:val="20"/>
-        </w:rPr>
-        <w:t xml:space="preserve">D)  0.02</w:t>
-      </w:r>
-    </w:p>
-    <w:p>
-      <w:pPr>
-        <w:keepNext/>
-        <w:spacing w:after="0" w:before="50"/>
-      </w:pPr>
-      <w:r>
-        <w:rPr>
-          <w:b/>
-          <w:bCs/>
-          <w:color w:val="6B4FA0"/>
-          <w:sz w:val="21"/>
-          <w:szCs w:val="21"/>
-        </w:rPr>
-        <w:t xml:space="preserve">Step 1:</w:t>
-      </w:r>
-    </w:p>
-    <w:p>
-      <w:pPr>
-        <w:pBdr>
-          <w:bottom w:val="single" w:color="AFBECC" w:sz="6"/>
-        </w:pBdr>
-        <w:spacing w:after="30" w:before="150"/>
-      </w:pPr>
-      <w:r>
-        <w:t xml:space="preserve"/>
-      </w:r>
-    </w:p>
-    <w:p>
-      <w:pPr>
-        <w:keepNext/>
-        <w:spacing w:after="0" w:before="50"/>
-      </w:pPr>
-      <w:r>
-        <w:rPr>
-          <w:b/>
-          <w:bCs/>
-          <w:color w:val="6B4FA0"/>
-          <w:sz w:val="21"/>
-          <w:szCs w:val="21"/>
-        </w:rPr>
-        <w:t xml:space="preserve">Step 2:</w:t>
-      </w:r>
-    </w:p>
-    <w:p>
-      <w:pPr>
-        <w:pBdr>
-          <w:bottom w:val="single" w:color="AFBECC" w:sz="6"/>
-        </w:pBdr>
-        <w:spacing w:after="30" w:before="150"/>
-      </w:pPr>
-      <w:r>
-        <w:t xml:space="preserve"/>
-      </w:r>
-    </w:p>
-    <w:p>
-      <w:pPr>
-        <w:keepNext/>
-        <w:spacing w:after="0" w:before="60"/>
-      </w:pPr>
-      <w:r>
-        <w:rPr>
-          <w:b/>
-          <w:bCs/>
-          <w:color w:val="12355B"/>
-          <w:sz w:val="21"/>
-          <w:szCs w:val="21"/>
-        </w:rPr>
-        <w:t xml:space="preserve">Answer:</w:t>
-      </w:r>
-    </w:p>
-    <w:p>
-      <w:pPr>
-        <w:pBdr>
-          <w:bottom w:val="single" w:color="AFBECC" w:sz="6"/>
-        </w:pBdr>
-        <w:spacing w:after="30" w:before="150"/>
-      </w:pPr>
-      <w:r>
-        <w:t xml:space="preserve"/>
-      </w:r>
-    </w:p>
-    <w:p>
-      <w:pPr>
-        <w:spacing w:after="80"/>
-      </w:pPr>
-      <w:r>
-        <w:t xml:space="preserve"/>
+        <w:t xml:space="preserve">   choose your support</w:t>
       </w:r>
     </w:p>
     <w:tbl>
@@ -1814,6 +1736,1380 @@
           </w:tcPr>
           <w:p>
             <w:pPr>
+              <w:spacing w:after="50"/>
+            </w:pPr>
+            <w:r>
+              <w:rPr>
+                <w:i/>
+                <w:iCs/>
+                <w:color w:val="5F6F80"/>
+                <w:sz w:val="19"/>
+                <w:szCs w:val="19"/>
+              </w:rPr>
+              <w:t xml:space="preserve">This model shows the parts of an explanation. It does not answer your writing question.</w:t>
+            </w:r>
+          </w:p>
+          <w:p>
+            <w:pPr>
+              <w:spacing w:after="80"/>
+            </w:pPr>
+            <w:r>
+              <w:rPr>
+                <w:b/>
+                <w:bCs/>
+                <w:color w:val="12355B"/>
+                <w:sz w:val="19"/>
+                <w:szCs w:val="19"/>
+              </w:rPr>
+              <w:t xml:space="preserve">Claim:  </w:t>
+            </w:r>
+            <w:r>
+              <w:rPr>
+                <w:sz w:val="19"/>
+                <w:szCs w:val="19"/>
+              </w:rPr>
+              <w:t xml:space="preserve">150% is more than one whole, and 0.5% is a tiny piece smaller than 1%.</w:t>
+            </w:r>
+          </w:p>
+          <w:p>
+            <w:pPr>
+              <w:spacing w:after="80"/>
+            </w:pPr>
+            <w:r>
+              <w:rPr>
+                <w:b/>
+                <w:bCs/>
+                <w:color w:val="12355B"/>
+                <w:sz w:val="19"/>
+                <w:szCs w:val="19"/>
+              </w:rPr>
+              <w:t xml:space="preserve">Evidence:  </w:t>
+            </w:r>
+            <w:r>
+              <w:rPr>
+                <w:sz w:val="19"/>
+                <w:szCs w:val="19"/>
+              </w:rPr>
+              <w:t xml:space="preserve">Students explain 150% is more than one whole (the player beat the goal) and 0.5% is far less than one whole (a tiny boost), connecting to the idea of 100% as the whole.</w:t>
+            </w:r>
+          </w:p>
+          <w:p>
+            <w:pPr>
+              <w:spacing w:after="80"/>
+            </w:pPr>
+            <w:r>
+              <w:rPr>
+                <w:b/>
+                <w:bCs/>
+                <w:color w:val="12355B"/>
+                <w:sz w:val="19"/>
+                <w:szCs w:val="19"/>
+              </w:rPr>
+              <w:t xml:space="preserve">Reasoning:  </w:t>
+            </w:r>
+            <w:r>
+              <w:rPr>
+                <w:sz w:val="19"/>
+                <w:szCs w:val="19"/>
+              </w:rPr>
+              <w:t xml:space="preserve">This evidence connects the definition of percent to the mathematical claim.</w:t>
+            </w:r>
+          </w:p>
+        </w:tc>
+      </w:tr>
+    </w:tbl>
+    <w:p>
+      <w:pPr>
+        <w:pStyle w:val="Heading2"/>
+        <w:spacing w:after="80" w:before="180"/>
+      </w:pPr>
+      <w:r>
+        <w:rPr>
+          <w:b/>
+          <w:bCs/>
+          <w:color w:val="12355B"/>
+          <w:sz w:val="24"/>
+          <w:szCs w:val="24"/>
+        </w:rPr>
+        <w:t xml:space="preserve">Start</w:t>
+      </w:r>
+      <w:r>
+        <w:rPr>
+          <w:i/>
+          <w:iCs/>
+          <w:color w:val="1FA6A2"/>
+          <w:sz w:val="19"/>
+          <w:szCs w:val="19"/>
+        </w:rPr>
+        <w:t xml:space="preserve">   Most language support</w:t>
+      </w:r>
+    </w:p>
+    <w:p>
+      <w:pPr>
+        <w:spacing w:after="60"/>
+      </w:pPr>
+      <w:r>
+        <w:rPr>
+          <w:color w:val="1A2733"/>
+          <w:sz w:val="21"/>
+          <w:szCs w:val="21"/>
+        </w:rPr>
+        <w:t xml:space="preserve">Complete the frames. Use the word bank.</w:t>
+      </w:r>
+      <w:r>
+        <w:rPr>
+          <w:i/>
+          <w:iCs/>
+          <w:color w:val="5F6F80"/>
+          <w:sz w:val="19"/>
+          <w:szCs w:val="19"/>
+        </w:rPr>
+        <w:br/>
+        <w:t xml:space="preserve">Completa las oraciones. Usa el banco de palabras.</w:t>
+      </w:r>
+    </w:p>
+    <w:p>
+      <w:pPr>
+        <w:spacing w:after="60"/>
+      </w:pPr>
+      <w:r>
+        <w:rPr>
+          <w:color w:val="1A2733"/>
+          <w:sz w:val="21"/>
+          <w:szCs w:val="21"/>
+        </w:rPr>
+        <w:t xml:space="preserve">150% as a decimal is ___ because ___.</w:t>
+      </w:r>
+      <w:r>
+        <w:rPr>
+          <w:i/>
+          <w:iCs/>
+          <w:color w:val="5F6F80"/>
+          <w:sz w:val="19"/>
+          <w:szCs w:val="19"/>
+        </w:rPr>
+        <w:br/>
+        <w:t xml:space="preserve">150% como decimal es ___ porque ___.</w:t>
+      </w:r>
+    </w:p>
+    <w:p>
+      <w:pPr>
+        <w:spacing w:after="60"/>
+      </w:pPr>
+      <w:r>
+        <w:rPr>
+          <w:color w:val="1A2733"/>
+          <w:sz w:val="21"/>
+          <w:szCs w:val="21"/>
+        </w:rPr>
+        <w:t xml:space="preserve">Percents over 100% have decimals ___ than 1, and percents under 1% have decimals ___.</w:t>
+      </w:r>
+      <w:r>
+        <w:rPr>
+          <w:i/>
+          <w:iCs/>
+          <w:color w:val="5F6F80"/>
+          <w:sz w:val="19"/>
+          <w:szCs w:val="19"/>
+        </w:rPr>
+        <w:br/>
+        <w:t xml:space="preserve">Los porcentajes mayores que 100% tienen decimales ___ que 1, y los menores que 1% tienen decimales ___.</w:t>
+      </w:r>
+    </w:p>
+    <w:tbl>
+      <w:tblPr>
+        <w:tblW w:type="pct" w:w="100%"/>
+        <w:tblBorders>
+          <w:top w:val="single" w:color="C7D2DD" w:sz="6"/>
+          <w:left w:val="single" w:color="C7D2DD" w:sz="6"/>
+          <w:bottom w:val="single" w:color="C7D2DD" w:sz="6"/>
+          <w:right w:val="single" w:color="C7D2DD" w:sz="6"/>
+          <w:insideH w:val="single" w:color="auto" w:sz="4"/>
+          <w:insideV w:val="single" w:color="auto" w:sz="4"/>
+        </w:tblBorders>
+      </w:tblPr>
+      <w:tblGrid>
+        <w:gridCol w:w="100"/>
+      </w:tblGrid>
+      <w:tr>
+        <w:tc>
+          <w:tcPr>
+            <w:shd w:fill="FBF3E2" w:color="auto" w:val="clear"/>
+            <w:tcMar>
+              <w:top w:type="dxa" w:w="60"/>
+              <w:left w:type="dxa" w:w="120"/>
+              <w:bottom w:type="dxa" w:w="60"/>
+              <w:right w:type="dxa" w:w="120"/>
+            </w:tcMar>
+          </w:tcPr>
+          <w:p>
+            <w:pPr>
+              <w:spacing w:after="0" w:line="320"/>
+            </w:pPr>
+            <w:r>
+              <w:t xml:space="preserve"/>
+            </w:r>
+          </w:p>
+          <w:p>
+            <w:pPr>
+              <w:spacing w:after="0" w:line="320"/>
+            </w:pPr>
+            <w:r>
+              <w:t xml:space="preserve"/>
+            </w:r>
+          </w:p>
+          <w:p>
+            <w:pPr>
+              <w:spacing w:after="0" w:line="320"/>
+            </w:pPr>
+            <w:r>
+              <w:t xml:space="preserve"/>
+            </w:r>
+          </w:p>
+        </w:tc>
+      </w:tr>
+    </w:tbl>
+    <w:p>
+      <w:pPr>
+        <w:pStyle w:val="Heading2"/>
+        <w:spacing w:after="80" w:before="180"/>
+      </w:pPr>
+      <w:r>
+        <w:rPr>
+          <w:b/>
+          <w:bCs/>
+          <w:color w:val="12355B"/>
+          <w:sz w:val="24"/>
+          <w:szCs w:val="24"/>
+        </w:rPr>
+        <w:t xml:space="preserve">Build</w:t>
+      </w:r>
+      <w:r>
+        <w:rPr>
+          <w:i/>
+          <w:iCs/>
+          <w:color w:val="B97A12"/>
+          <w:sz w:val="19"/>
+          <w:szCs w:val="19"/>
+        </w:rPr>
+        <w:t xml:space="preserve">   Some language support</w:t>
+      </w:r>
+    </w:p>
+    <w:p>
+      <w:pPr>
+        <w:spacing w:after="60"/>
+      </w:pPr>
+      <w:r>
+        <w:rPr>
+          <w:color w:val="1A2733"/>
+          <w:sz w:val="21"/>
+          <w:szCs w:val="21"/>
+        </w:rPr>
+        <w:t xml:space="preserve">Write two connected sentences. Use because, so, or but.</w:t>
+      </w:r>
+      <w:r>
+        <w:rPr>
+          <w:i/>
+          <w:iCs/>
+          <w:color w:val="5F6F80"/>
+          <w:sz w:val="19"/>
+          <w:szCs w:val="19"/>
+        </w:rPr>
+        <w:br/>
+        <w:t xml:space="preserve">Escribe dos oraciones conectadas. Usa porque, entonces o pero.</w:t>
+      </w:r>
+    </w:p>
+    <w:p>
+      <w:pPr>
+        <w:spacing w:after="60"/>
+      </w:pPr>
+      <w:r>
+        <w:rPr>
+          <w:color w:val="1A2733"/>
+          <w:sz w:val="21"/>
+          <w:szCs w:val="21"/>
+        </w:rPr>
+        <w:t xml:space="preserve">My claim is ___.</w:t>
+      </w:r>
+      <w:r>
+        <w:rPr>
+          <w:i/>
+          <w:iCs/>
+          <w:color w:val="5F6F80"/>
+          <w:sz w:val="19"/>
+          <w:szCs w:val="19"/>
+        </w:rPr>
+        <w:br/>
+        <w:t xml:space="preserve">Mi afirmación es ___.</w:t>
+      </w:r>
+    </w:p>
+    <w:p>
+      <w:pPr>
+        <w:spacing w:after="60"/>
+      </w:pPr>
+      <w:r>
+        <w:rPr>
+          <w:color w:val="1A2733"/>
+          <w:sz w:val="21"/>
+          <w:szCs w:val="21"/>
+        </w:rPr>
+        <w:t xml:space="preserve">I know because ___.</w:t>
+      </w:r>
+      <w:r>
+        <w:rPr>
+          <w:i/>
+          <w:iCs/>
+          <w:color w:val="5F6F80"/>
+          <w:sz w:val="19"/>
+          <w:szCs w:val="19"/>
+        </w:rPr>
+        <w:br/>
+        <w:t xml:space="preserve">Lo sé porque ___.</w:t>
+      </w:r>
+    </w:p>
+    <w:p>
+      <w:pPr>
+        <w:spacing w:after="60"/>
+      </w:pPr>
+      <w:r>
+        <w:rPr>
+          <w:color w:val="1A2733"/>
+          <w:sz w:val="21"/>
+          <w:szCs w:val="21"/>
+        </w:rPr>
+        <w:t xml:space="preserve">So ___.</w:t>
+      </w:r>
+      <w:r>
+        <w:rPr>
+          <w:i/>
+          <w:iCs/>
+          <w:color w:val="5F6F80"/>
+          <w:sz w:val="19"/>
+          <w:szCs w:val="19"/>
+        </w:rPr>
+        <w:br/>
+        <w:t xml:space="preserve">Entonces ___.</w:t>
+      </w:r>
+    </w:p>
+    <w:tbl>
+      <w:tblPr>
+        <w:tblW w:type="pct" w:w="100%"/>
+        <w:tblBorders>
+          <w:top w:val="single" w:color="C7D2DD" w:sz="6"/>
+          <w:left w:val="single" w:color="C7D2DD" w:sz="6"/>
+          <w:bottom w:val="single" w:color="C7D2DD" w:sz="6"/>
+          <w:right w:val="single" w:color="C7D2DD" w:sz="6"/>
+          <w:insideH w:val="single" w:color="auto" w:sz="4"/>
+          <w:insideV w:val="single" w:color="auto" w:sz="4"/>
+        </w:tblBorders>
+      </w:tblPr>
+      <w:tblGrid>
+        <w:gridCol w:w="100"/>
+      </w:tblGrid>
+      <w:tr>
+        <w:tc>
+          <w:tcPr>
+            <w:shd w:fill="FBF3E2" w:color="auto" w:val="clear"/>
+            <w:tcMar>
+              <w:top w:type="dxa" w:w="60"/>
+              <w:left w:type="dxa" w:w="120"/>
+              <w:bottom w:type="dxa" w:w="60"/>
+              <w:right w:type="dxa" w:w="120"/>
+            </w:tcMar>
+          </w:tcPr>
+          <w:p>
+            <w:pPr>
+              <w:spacing w:after="0" w:line="320"/>
+            </w:pPr>
+            <w:r>
+              <w:t xml:space="preserve"/>
+            </w:r>
+          </w:p>
+          <w:p>
+            <w:pPr>
+              <w:spacing w:after="0" w:line="320"/>
+            </w:pPr>
+            <w:r>
+              <w:t xml:space="preserve"/>
+            </w:r>
+          </w:p>
+          <w:p>
+            <w:pPr>
+              <w:spacing w:after="0" w:line="320"/>
+            </w:pPr>
+            <w:r>
+              <w:t xml:space="preserve"/>
+            </w:r>
+          </w:p>
+        </w:tc>
+      </w:tr>
+    </w:tbl>
+    <w:p>
+      <w:pPr>
+        <w:pStyle w:val="Heading2"/>
+        <w:spacing w:after="80" w:before="180"/>
+      </w:pPr>
+      <w:r>
+        <w:rPr>
+          <w:b/>
+          <w:bCs/>
+          <w:color w:val="12355B"/>
+          <w:sz w:val="24"/>
+          <w:szCs w:val="24"/>
+        </w:rPr>
+        <w:t xml:space="preserve">Explain</w:t>
+      </w:r>
+      <w:r>
+        <w:rPr>
+          <w:i/>
+          <w:iCs/>
+          <w:color w:val="B97A12"/>
+          <w:sz w:val="19"/>
+          <w:szCs w:val="19"/>
+        </w:rPr>
+        <w:t xml:space="preserve">   Light language support</w:t>
+      </w:r>
+    </w:p>
+    <w:p>
+      <w:pPr>
+        <w:spacing w:after="60"/>
+      </w:pPr>
+      <w:r>
+        <w:rPr>
+          <w:color w:val="1A2733"/>
+          <w:sz w:val="21"/>
+          <w:szCs w:val="21"/>
+        </w:rPr>
+        <w:t xml:space="preserve">Write a claim, give math evidence, and explain your reasoning.</w:t>
+      </w:r>
+      <w:r>
+        <w:rPr>
+          <w:i/>
+          <w:iCs/>
+          <w:color w:val="5F6F80"/>
+          <w:sz w:val="19"/>
+          <w:szCs w:val="19"/>
+        </w:rPr>
+        <w:br/>
+        <w:t xml:space="preserve">Escribe una afirmación, da evidencia matemática y explica tu razonamiento.</w:t>
+      </w:r>
+    </w:p>
+    <w:p>
+      <w:pPr>
+        <w:spacing w:after="60"/>
+      </w:pPr>
+      <w:r>
+        <w:rPr>
+          <w:color w:val="1A2733"/>
+          <w:sz w:val="21"/>
+          <w:szCs w:val="21"/>
+        </w:rPr>
+        <w:t xml:space="preserve">My claim is ___.</w:t>
+      </w:r>
+      <w:r>
+        <w:rPr>
+          <w:i/>
+          <w:iCs/>
+          <w:color w:val="5F6F80"/>
+          <w:sz w:val="19"/>
+          <w:szCs w:val="19"/>
+        </w:rPr>
+        <w:br/>
+        <w:t xml:space="preserve">Mi afirmación es ___.</w:t>
+      </w:r>
+    </w:p>
+    <w:p>
+      <w:pPr>
+        <w:spacing w:after="60"/>
+      </w:pPr>
+      <w:r>
+        <w:rPr>
+          <w:color w:val="1A2733"/>
+          <w:sz w:val="21"/>
+          <w:szCs w:val="21"/>
+        </w:rPr>
+        <w:t xml:space="preserve">My math evidence is ___.</w:t>
+      </w:r>
+      <w:r>
+        <w:rPr>
+          <w:i/>
+          <w:iCs/>
+          <w:color w:val="5F6F80"/>
+          <w:sz w:val="19"/>
+          <w:szCs w:val="19"/>
+        </w:rPr>
+        <w:br/>
+        <w:t xml:space="preserve">Mi evidencia matemática es ___.</w:t>
+      </w:r>
+    </w:p>
+    <w:p>
+      <w:pPr>
+        <w:spacing w:after="60"/>
+      </w:pPr>
+      <w:r>
+        <w:rPr>
+          <w:color w:val="1A2733"/>
+          <w:sz w:val="21"/>
+          <w:szCs w:val="21"/>
+        </w:rPr>
+        <w:t xml:space="preserve">This proves ___ because ___.</w:t>
+      </w:r>
+      <w:r>
+        <w:rPr>
+          <w:i/>
+          <w:iCs/>
+          <w:color w:val="5F6F80"/>
+          <w:sz w:val="19"/>
+          <w:szCs w:val="19"/>
+        </w:rPr>
+        <w:br/>
+        <w:t xml:space="preserve">Esto demuestra ___ porque ___.</w:t>
+      </w:r>
+    </w:p>
+    <w:tbl>
+      <w:tblPr>
+        <w:tblW w:type="pct" w:w="100%"/>
+        <w:tblBorders>
+          <w:top w:val="single" w:color="C7D2DD" w:sz="6"/>
+          <w:left w:val="single" w:color="C7D2DD" w:sz="6"/>
+          <w:bottom w:val="single" w:color="C7D2DD" w:sz="6"/>
+          <w:right w:val="single" w:color="C7D2DD" w:sz="6"/>
+          <w:insideH w:val="single" w:color="auto" w:sz="4"/>
+          <w:insideV w:val="single" w:color="auto" w:sz="4"/>
+        </w:tblBorders>
+      </w:tblPr>
+      <w:tblGrid>
+        <w:gridCol w:w="100"/>
+      </w:tblGrid>
+      <w:tr>
+        <w:tc>
+          <w:tcPr>
+            <w:shd w:fill="FBF3E2" w:color="auto" w:val="clear"/>
+            <w:tcMar>
+              <w:top w:type="dxa" w:w="60"/>
+              <w:left w:type="dxa" w:w="120"/>
+              <w:bottom w:type="dxa" w:w="60"/>
+              <w:right w:type="dxa" w:w="120"/>
+            </w:tcMar>
+          </w:tcPr>
+          <w:p>
+            <w:pPr>
+              <w:spacing w:after="0" w:line="320"/>
+            </w:pPr>
+            <w:r>
+              <w:t xml:space="preserve"/>
+            </w:r>
+          </w:p>
+          <w:p>
+            <w:pPr>
+              <w:spacing w:after="0" w:line="320"/>
+            </w:pPr>
+            <w:r>
+              <w:t xml:space="preserve"/>
+            </w:r>
+          </w:p>
+          <w:p>
+            <w:pPr>
+              <w:spacing w:after="0" w:line="320"/>
+            </w:pPr>
+            <w:r>
+              <w:t xml:space="preserve"/>
+            </w:r>
+          </w:p>
+          <w:p>
+            <w:pPr>
+              <w:spacing w:after="0" w:line="320"/>
+            </w:pPr>
+            <w:r>
+              <w:t xml:space="preserve"/>
+            </w:r>
+          </w:p>
+          <w:p>
+            <w:pPr>
+              <w:spacing w:after="0" w:line="320"/>
+            </w:pPr>
+            <w:r>
+              <w:t xml:space="preserve"/>
+            </w:r>
+          </w:p>
+        </w:tc>
+      </w:tr>
+    </w:tbl>
+    <w:p>
+      <w:pPr>
+        <w:pStyle w:val="Heading2"/>
+        <w:spacing w:after="80" w:before="180"/>
+      </w:pPr>
+      <w:r>
+        <w:rPr>
+          <w:b/>
+          <w:bCs/>
+          <w:color w:val="12355B"/>
+          <w:sz w:val="24"/>
+          <w:szCs w:val="24"/>
+        </w:rPr>
+        <w:t xml:space="preserve">4. Check Your Explanation</w:t>
+      </w:r>
+      <w:r>
+        <w:rPr>
+          <w:i/>
+          <w:iCs/>
+          <w:color w:val="1FA6A2"/>
+          <w:sz w:val="19"/>
+          <w:szCs w:val="19"/>
+        </w:rPr>
+        <w:t xml:space="preserve">   five quick checks</w:t>
+      </w:r>
+    </w:p>
+    <w:p>
+      <w:pPr>
+        <w:spacing w:after="80"/>
+      </w:pPr>
+      <w:r>
+        <w:rPr>
+          <w:b/>
+          <w:bCs/>
+          <w:color w:val="1FA6A2"/>
+          <w:sz w:val="22"/>
+          <w:szCs w:val="22"/>
+        </w:rPr>
+        <w:t xml:space="preserve">☐  </w:t>
+      </w:r>
+      <w:r>
+        <w:rPr>
+          <w:sz w:val="20"/>
+          <w:szCs w:val="20"/>
+        </w:rPr>
+        <w:t xml:space="preserve">I answered the question.</w:t>
+      </w:r>
+      <w:r>
+        <w:rPr>
+          <w:i/>
+          <w:iCs/>
+          <w:color w:val="5F6F80"/>
+          <w:sz w:val="18"/>
+          <w:szCs w:val="18"/>
+        </w:rPr>
+        <w:br/>
+        <w:t xml:space="preserve">Respondí la pregunta.</w:t>
+      </w:r>
+    </w:p>
+    <w:p>
+      <w:pPr>
+        <w:spacing w:after="80"/>
+      </w:pPr>
+      <w:r>
+        <w:rPr>
+          <w:b/>
+          <w:bCs/>
+          <w:color w:val="1FA6A2"/>
+          <w:sz w:val="22"/>
+          <w:szCs w:val="22"/>
+        </w:rPr>
+        <w:t xml:space="preserve">☐  </w:t>
+      </w:r>
+      <w:r>
+        <w:rPr>
+          <w:sz w:val="20"/>
+          <w:szCs w:val="20"/>
+        </w:rPr>
+        <w:t xml:space="preserve">I used math evidence: numbers, an equation, a model, or a comparison.</w:t>
+      </w:r>
+      <w:r>
+        <w:rPr>
+          <w:i/>
+          <w:iCs/>
+          <w:color w:val="5F6F80"/>
+          <w:sz w:val="18"/>
+          <w:szCs w:val="18"/>
+        </w:rPr>
+        <w:br/>
+        <w:t xml:space="preserve">Usé evidencia matemática: números, una ecuación, un modelo o una comparación.</w:t>
+      </w:r>
+    </w:p>
+    <w:p>
+      <w:pPr>
+        <w:spacing w:after="80"/>
+      </w:pPr>
+      <w:r>
+        <w:rPr>
+          <w:b/>
+          <w:bCs/>
+          <w:color w:val="1FA6A2"/>
+          <w:sz w:val="22"/>
+          <w:szCs w:val="22"/>
+        </w:rPr>
+        <w:t xml:space="preserve">☐  </w:t>
+      </w:r>
+      <w:r>
+        <w:rPr>
+          <w:sz w:val="20"/>
+          <w:szCs w:val="20"/>
+        </w:rPr>
+        <w:t xml:space="preserve">I explained how the evidence proves my answer.</w:t>
+      </w:r>
+      <w:r>
+        <w:rPr>
+          <w:i/>
+          <w:iCs/>
+          <w:color w:val="5F6F80"/>
+          <w:sz w:val="18"/>
+          <w:szCs w:val="18"/>
+        </w:rPr>
+        <w:br/>
+        <w:t xml:space="preserve">Expliqué cómo la evidencia demuestra mi respuesta.</w:t>
+      </w:r>
+    </w:p>
+    <w:p>
+      <w:pPr>
+        <w:spacing w:after="80"/>
+      </w:pPr>
+      <w:r>
+        <w:rPr>
+          <w:b/>
+          <w:bCs/>
+          <w:color w:val="1FA6A2"/>
+          <w:sz w:val="22"/>
+          <w:szCs w:val="22"/>
+        </w:rPr>
+        <w:t xml:space="preserve">☐  </w:t>
+      </w:r>
+      <w:r>
+        <w:rPr>
+          <w:sz w:val="20"/>
+          <w:szCs w:val="20"/>
+        </w:rPr>
+        <w:t xml:space="preserve">I used at least two math words.</w:t>
+      </w:r>
+      <w:r>
+        <w:rPr>
+          <w:i/>
+          <w:iCs/>
+          <w:color w:val="5F6F80"/>
+          <w:sz w:val="18"/>
+          <w:szCs w:val="18"/>
+        </w:rPr>
+        <w:br/>
+        <w:t xml:space="preserve">Usé por lo menos dos palabras matemáticas.</w:t>
+      </w:r>
+    </w:p>
+    <w:p>
+      <w:pPr>
+        <w:spacing w:after="80"/>
+      </w:pPr>
+      <w:r>
+        <w:rPr>
+          <w:b/>
+          <w:bCs/>
+          <w:color w:val="1FA6A2"/>
+          <w:sz w:val="22"/>
+          <w:szCs w:val="22"/>
+        </w:rPr>
+        <w:t xml:space="preserve">☐  </w:t>
+      </w:r>
+      <w:r>
+        <w:rPr>
+          <w:sz w:val="20"/>
+          <w:szCs w:val="20"/>
+        </w:rPr>
+        <w:t xml:space="preserve">I reread complete sentences and punctuation.</w:t>
+      </w:r>
+      <w:r>
+        <w:rPr>
+          <w:i/>
+          <w:iCs/>
+          <w:color w:val="5F6F80"/>
+          <w:sz w:val="18"/>
+          <w:szCs w:val="18"/>
+        </w:rPr>
+        <w:br/>
+        <w:t xml:space="preserve">Volví a leer mis oraciones completas y la puntuación.</w:t>
+      </w:r>
+    </w:p>
+    <w:p>
+      <w:pPr>
+        <w:pStyle w:val="Heading1"/>
+        <w:pageBreakBefore/>
+        <w:pBdr>
+          <w:bottom w:val="single" w:color="1FA6A2" w:sz="14" w:space="6"/>
+        </w:pBdr>
+        <w:spacing w:after="140" w:before="0"/>
+      </w:pPr>
+      <w:r>
+        <w:rPr>
+          <w:b/>
+          <w:bCs/>
+          <w:color w:val="12355B"/>
+          <w:sz w:val="30"/>
+          <w:szCs w:val="30"/>
+        </w:rPr>
+        <w:t xml:space="preserve">Worked Example</w:t>
+      </w:r>
+    </w:p>
+    <w:p>
+      <w:pPr>
+        <w:pStyle w:val="Heading2"/>
+        <w:spacing w:after="80" w:before="180"/>
+      </w:pPr>
+      <w:r>
+        <w:rPr>
+          <w:b/>
+          <w:bCs/>
+          <w:color w:val="12355B"/>
+          <w:sz w:val="24"/>
+          <w:szCs w:val="24"/>
+        </w:rPr>
+        <w:t xml:space="preserve">Watch &amp; Read</w:t>
+      </w:r>
+      <w:r>
+        <w:rPr>
+          <w:i/>
+          <w:iCs/>
+          <w:color w:val="1FA6A2"/>
+          <w:sz w:val="19"/>
+          <w:szCs w:val="19"/>
+        </w:rPr>
+        <w:t xml:space="preserve">   I Do — follow along with your teacher</w:t>
+      </w:r>
+    </w:p>
+    <w:tbl>
+      <w:tblPr>
+        <w:tblW w:type="pct" w:w="100%"/>
+        <w:tblBorders>
+          <w:top w:val="single" w:color="1FA6A2" w:sz="8"/>
+          <w:left w:val="single" w:color="1FA6A2" w:sz="8"/>
+          <w:bottom w:val="single" w:color="1FA6A2" w:sz="8"/>
+          <w:right w:val="single" w:color="1FA6A2" w:sz="8"/>
+          <w:insideH w:val="single" w:color="auto" w:sz="4"/>
+          <w:insideV w:val="single" w:color="auto" w:sz="4"/>
+        </w:tblBorders>
+      </w:tblPr>
+      <w:tblGrid>
+        <w:gridCol w:w="100"/>
+      </w:tblGrid>
+      <w:tr>
+        <w:tc>
+          <w:tcPr>
+            <w:shd w:fill="E6F4F3" w:color="auto" w:val="clear"/>
+            <w:tcMar>
+              <w:top w:type="dxa" w:w="120"/>
+              <w:left w:type="dxa" w:w="180"/>
+              <w:bottom w:type="dxa" w:w="120"/>
+              <w:right w:type="dxa" w:w="180"/>
+            </w:tcMar>
+          </w:tcPr>
+          <w:p>
+            <w:pPr>
+              <w:spacing w:after="60"/>
+            </w:pPr>
+            <w:r>
+              <w:rPr>
+                <w:b/>
+                <w:bCs/>
+                <w:color w:val="12355B"/>
+                <w:sz w:val="22"/>
+                <w:szCs w:val="22"/>
+              </w:rPr>
+              <w:t xml:space="preserve">Arcade Builder Challenge</w:t>
+            </w:r>
+          </w:p>
+          <w:p>
+            <w:pPr>
+              <w:spacing w:after="0"/>
+            </w:pPr>
+            <w:r>
+              <w:rPr>
+                <w:sz w:val="21"/>
+                <w:szCs w:val="21"/>
+              </w:rPr>
+              <w:t xml:space="preserve">The arcade just posted its monthly leaderboard! Some players crushed the target score — one player hit 150% of the goal! Meanwhile, a rare bonus round gives only a 0.5% point boost. You need to understand what these unusual percents really mean to read the leaderboard correctly.</w:t>
+            </w:r>
+          </w:p>
+        </w:tc>
+      </w:tr>
+    </w:tbl>
+    <w:p>
+      <w:pPr>
+        <w:spacing w:after="80"/>
+      </w:pPr>
+      <w:r>
+        <w:t xml:space="preserve"/>
+      </w:r>
+    </w:p>
+    <w:p>
+      <w:pPr>
+        <w:spacing w:after="50" w:before="60"/>
+      </w:pPr>
+      <w:r>
+        <w:rPr>
+          <w:b/>
+          <w:bCs/>
+          <w:color w:val="12355B"/>
+          <w:sz w:val="21"/>
+          <w:szCs w:val="21"/>
+        </w:rPr>
+        <w:t xml:space="preserve">Think about:</w:t>
+      </w:r>
+    </w:p>
+    <w:p>
+      <w:pPr>
+        <w:spacing w:after="40"/>
+        <w:ind w:left="300"/>
+      </w:pPr>
+      <w:r>
+        <w:rPr>
+          <w:sz w:val="20"/>
+          <w:szCs w:val="20"/>
+        </w:rPr>
+        <w:t xml:space="preserve">•  What does it mean when a score is shown as 150% of the target?</w:t>
+      </w:r>
+    </w:p>
+    <w:p>
+      <w:pPr>
+        <w:spacing w:after="40"/>
+        <w:ind w:left="300"/>
+      </w:pPr>
+      <w:r>
+        <w:rPr>
+          <w:sz w:val="20"/>
+          <w:szCs w:val="20"/>
+        </w:rPr>
+        <w:t xml:space="preserve">•  Can a percent be less than 1%? What would that look like?</w:t>
+      </w:r>
+    </w:p>
+    <w:p>
+      <w:pPr>
+        <w:spacing w:after="40"/>
+        <w:ind w:left="300"/>
+      </w:pPr>
+      <w:r>
+        <w:rPr>
+          <w:sz w:val="20"/>
+          <w:szCs w:val="20"/>
+        </w:rPr>
+        <w:t xml:space="preserve">•  How do you write a percent greater than 100% as a decimal or fraction?</w:t>
+      </w:r>
+    </w:p>
+    <w:p>
+      <w:pPr>
+        <w:spacing w:after="40"/>
+        <w:ind w:left="300"/>
+      </w:pPr>
+      <w:r>
+        <w:rPr>
+          <w:sz w:val="20"/>
+          <w:szCs w:val="20"/>
+        </w:rPr>
+        <w:t xml:space="preserve">•  When would you see a percent less than 1% in real life?</w:t>
+      </w:r>
+    </w:p>
+    <w:p>
+      <w:pPr>
+        <w:pStyle w:val="Heading2"/>
+        <w:spacing w:after="80" w:before="180"/>
+      </w:pPr>
+      <w:r>
+        <w:rPr>
+          <w:b/>
+          <w:bCs/>
+          <w:color w:val="12355B"/>
+          <w:sz w:val="24"/>
+          <w:szCs w:val="24"/>
+        </w:rPr>
+        <w:t xml:space="preserve">Solved Example</w:t>
+      </w:r>
+      <w:r>
+        <w:rPr>
+          <w:i/>
+          <w:iCs/>
+          <w:color w:val="1FA6A2"/>
+          <w:sz w:val="19"/>
+          <w:szCs w:val="19"/>
+        </w:rPr>
+        <w:t xml:space="preserve">   I Do — watch each step</w:t>
+      </w:r>
+    </w:p>
+    <w:p>
+      <w:pPr>
+        <w:keepNext/>
+        <w:spacing w:after="40"/>
+      </w:pPr>
+      <w:r>
+        <w:rPr>
+          <w:b/>
+          <w:bCs/>
+          <w:color w:val="12355B"/>
+          <w:sz w:val="21"/>
+          <w:szCs w:val="21"/>
+        </w:rPr>
+        <w:t xml:space="preserve">Problem:  </w:t>
+      </w:r>
+      <w:r>
+        <w:rPr>
+          <w:sz w:val="21"/>
+          <w:szCs w:val="21"/>
+        </w:rPr>
+        <w:t xml:space="preserve">Which of the following is greater than 100%?</w:t>
+      </w:r>
+    </w:p>
+    <w:p>
+      <w:pPr>
+        <w:spacing w:after="30"/>
+        <w:ind w:left="420"/>
+      </w:pPr>
+      <w:r>
+        <w:rPr>
+          <w:sz w:val="20"/>
+          <w:szCs w:val="20"/>
+        </w:rPr>
+        <w:t xml:space="preserve">A)  0.75</w:t>
+      </w:r>
+    </w:p>
+    <w:p>
+      <w:pPr>
+        <w:spacing w:after="30"/>
+        <w:ind w:left="420"/>
+      </w:pPr>
+      <w:r>
+        <w:rPr>
+          <w:sz w:val="20"/>
+          <w:szCs w:val="20"/>
+        </w:rPr>
+        <w:t xml:space="preserve">B)  3/4</w:t>
+      </w:r>
+    </w:p>
+    <w:p>
+      <w:pPr>
+        <w:spacing w:after="30"/>
+        <w:ind w:left="420"/>
+      </w:pPr>
+      <w:r>
+        <w:rPr>
+          <w:sz w:val="20"/>
+          <w:szCs w:val="20"/>
+        </w:rPr>
+        <w:t xml:space="preserve">C)  1.25</w:t>
+      </w:r>
+    </w:p>
+    <w:p>
+      <w:pPr>
+        <w:spacing w:after="30"/>
+        <w:ind w:left="420"/>
+      </w:pPr>
+      <w:r>
+        <w:rPr>
+          <w:sz w:val="20"/>
+          <w:szCs w:val="20"/>
+        </w:rPr>
+        <w:t xml:space="preserve">D)  99/100</w:t>
+      </w:r>
+    </w:p>
+    <w:p>
+      <w:pPr>
+        <w:spacing w:after="20" w:before="50"/>
+      </w:pPr>
+      <w:r>
+        <w:rPr>
+          <w:b/>
+          <w:bCs/>
+          <w:color w:val="1FA6A2"/>
+          <w:sz w:val="21"/>
+          <w:szCs w:val="21"/>
+        </w:rPr>
+        <w:t xml:space="preserve">Step 1:  </w:t>
+      </w:r>
+      <w:r>
+        <w:rPr>
+          <w:sz w:val="21"/>
+          <w:szCs w:val="21"/>
+        </w:rPr>
+        <w:t xml:space="preserve">1.25 = 125%, which is greater than 100%.</w:t>
+      </w:r>
+    </w:p>
+    <w:p>
+      <w:pPr>
+        <w:spacing w:after="20" w:before="50"/>
+      </w:pPr>
+      <w:r>
+        <w:rPr>
+          <w:b/>
+          <w:bCs/>
+          <w:color w:val="1FA6A2"/>
+          <w:sz w:val="21"/>
+          <w:szCs w:val="21"/>
+        </w:rPr>
+        <w:t xml:space="preserve">Step 2:  </w:t>
+      </w:r>
+      <w:r>
+        <w:rPr>
+          <w:sz w:val="21"/>
+          <w:szCs w:val="21"/>
+        </w:rPr>
+        <w:t xml:space="preserve">The other values are all less than 1 (less than 100%).</w:t>
+      </w:r>
+    </w:p>
+    <w:p>
+      <w:pPr>
+        <w:spacing w:after="40" w:before="60"/>
+      </w:pPr>
+      <w:r>
+        <w:rPr>
+          <w:b/>
+          <w:bCs/>
+          <w:color w:val="12355B"/>
+          <w:sz w:val="21"/>
+          <w:szCs w:val="21"/>
+        </w:rPr>
+        <w:t xml:space="preserve">Answer:  </w:t>
+      </w:r>
+      <w:r>
+        <w:rPr>
+          <w:b/>
+          <w:bCs/>
+          <w:sz w:val="21"/>
+          <w:szCs w:val="21"/>
+        </w:rPr>
+        <w:t xml:space="preserve">C. 1.25</w:t>
+      </w:r>
+    </w:p>
+    <w:p>
+      <w:pPr>
+        <w:pStyle w:val="Heading1"/>
+        <w:pageBreakBefore/>
+        <w:pBdr>
+          <w:bottom w:val="single" w:color="1FA6A2" w:sz="14" w:space="6"/>
+        </w:pBdr>
+        <w:spacing w:after="140" w:before="0"/>
+      </w:pPr>
+      <w:r>
+        <w:rPr>
+          <w:b/>
+          <w:bCs/>
+          <w:color w:val="12355B"/>
+          <w:sz w:val="30"/>
+          <w:szCs w:val="30"/>
+        </w:rPr>
+        <w:t xml:space="preserve">Guided Practice</w:t>
+      </w:r>
+    </w:p>
+    <w:p>
+      <w:pPr>
+        <w:pStyle w:val="Heading2"/>
+        <w:spacing w:after="80" w:before="180"/>
+      </w:pPr>
+      <w:r>
+        <w:rPr>
+          <w:b/>
+          <w:bCs/>
+          <w:color w:val="12355B"/>
+          <w:sz w:val="24"/>
+          <w:szCs w:val="24"/>
+        </w:rPr>
+        <w:t xml:space="preserve">Solve Together</w:t>
+      </w:r>
+      <w:r>
+        <w:rPr>
+          <w:i/>
+          <w:iCs/>
+          <w:color w:val="6B4FA0"/>
+          <w:sz w:val="19"/>
+          <w:szCs w:val="19"/>
+        </w:rPr>
+        <w:t xml:space="preserve">   We Do — work with your class</w:t>
+      </w:r>
+    </w:p>
+    <w:p>
+      <w:pPr>
+        <w:keepNext/>
+        <w:spacing w:after="40" w:before="40"/>
+      </w:pPr>
+      <w:r>
+        <w:rPr>
+          <w:b/>
+          <w:bCs/>
+          <w:color w:val="12355B"/>
+          <w:sz w:val="21"/>
+          <w:szCs w:val="21"/>
+        </w:rPr>
+        <w:t xml:space="preserve">Problem:  </w:t>
+      </w:r>
+      <w:r>
+        <w:rPr>
+          <w:sz w:val="21"/>
+          <w:szCs w:val="21"/>
+        </w:rPr>
+        <w:t xml:space="preserve">What is 200% written as a decimal?</w:t>
+      </w:r>
+    </w:p>
+    <w:p>
+      <w:pPr>
+        <w:spacing w:after="30"/>
+        <w:ind w:left="420"/>
+      </w:pPr>
+      <w:r>
+        <w:rPr>
+          <w:sz w:val="20"/>
+          <w:szCs w:val="20"/>
+        </w:rPr>
+        <w:t xml:space="preserve">A)  2.0</w:t>
+      </w:r>
+    </w:p>
+    <w:p>
+      <w:pPr>
+        <w:spacing w:after="30"/>
+        <w:ind w:left="420"/>
+      </w:pPr>
+      <w:r>
+        <w:rPr>
+          <w:sz w:val="20"/>
+          <w:szCs w:val="20"/>
+        </w:rPr>
+        <w:t xml:space="preserve">B)  0.2</w:t>
+      </w:r>
+    </w:p>
+    <w:p>
+      <w:pPr>
+        <w:spacing w:after="30"/>
+        <w:ind w:left="420"/>
+      </w:pPr>
+      <w:r>
+        <w:rPr>
+          <w:sz w:val="20"/>
+          <w:szCs w:val="20"/>
+        </w:rPr>
+        <w:t xml:space="preserve">C)  20.0</w:t>
+      </w:r>
+    </w:p>
+    <w:p>
+      <w:pPr>
+        <w:spacing w:after="30"/>
+        <w:ind w:left="420"/>
+      </w:pPr>
+      <w:r>
+        <w:rPr>
+          <w:sz w:val="20"/>
+          <w:szCs w:val="20"/>
+        </w:rPr>
+        <w:t xml:space="preserve">D)  0.02</w:t>
+      </w:r>
+    </w:p>
+    <w:p>
+      <w:pPr>
+        <w:keepNext/>
+        <w:spacing w:after="0" w:before="50"/>
+      </w:pPr>
+      <w:r>
+        <w:rPr>
+          <w:b/>
+          <w:bCs/>
+          <w:color w:val="6B4FA0"/>
+          <w:sz w:val="21"/>
+          <w:szCs w:val="21"/>
+        </w:rPr>
+        <w:t xml:space="preserve">Step 1:</w:t>
+      </w:r>
+    </w:p>
+    <w:p>
+      <w:pPr>
+        <w:pBdr>
+          <w:bottom w:val="single" w:color="AFBECC" w:sz="6"/>
+        </w:pBdr>
+        <w:spacing w:after="30" w:before="150"/>
+      </w:pPr>
+      <w:r>
+        <w:t xml:space="preserve"/>
+      </w:r>
+    </w:p>
+    <w:p>
+      <w:pPr>
+        <w:keepNext/>
+        <w:spacing w:after="0" w:before="50"/>
+      </w:pPr>
+      <w:r>
+        <w:rPr>
+          <w:b/>
+          <w:bCs/>
+          <w:color w:val="6B4FA0"/>
+          <w:sz w:val="21"/>
+          <w:szCs w:val="21"/>
+        </w:rPr>
+        <w:t xml:space="preserve">Step 2:</w:t>
+      </w:r>
+    </w:p>
+    <w:p>
+      <w:pPr>
+        <w:pBdr>
+          <w:bottom w:val="single" w:color="AFBECC" w:sz="6"/>
+        </w:pBdr>
+        <w:spacing w:after="30" w:before="150"/>
+      </w:pPr>
+      <w:r>
+        <w:t xml:space="preserve"/>
+      </w:r>
+    </w:p>
+    <w:p>
+      <w:pPr>
+        <w:keepNext/>
+        <w:spacing w:after="0" w:before="60"/>
+      </w:pPr>
+      <w:r>
+        <w:rPr>
+          <w:b/>
+          <w:bCs/>
+          <w:color w:val="12355B"/>
+          <w:sz w:val="21"/>
+          <w:szCs w:val="21"/>
+        </w:rPr>
+        <w:t xml:space="preserve">Answer:</w:t>
+      </w:r>
+    </w:p>
+    <w:p>
+      <w:pPr>
+        <w:pBdr>
+          <w:bottom w:val="single" w:color="AFBECC" w:sz="6"/>
+        </w:pBdr>
+        <w:spacing w:after="30" w:before="150"/>
+      </w:pPr>
+      <w:r>
+        <w:t xml:space="preserve"/>
+      </w:r>
+    </w:p>
+    <w:p>
+      <w:pPr>
+        <w:spacing w:after="80"/>
+      </w:pPr>
+      <w:r>
+        <w:t xml:space="preserve"/>
+      </w:r>
+    </w:p>
+    <w:tbl>
+      <w:tblPr>
+        <w:tblW w:type="pct" w:w="100%"/>
+        <w:tblBorders>
+          <w:top w:val="single" w:color="BBD0DE" w:sz="8"/>
+          <w:left w:val="single" w:color="BBD0DE" w:sz="8"/>
+          <w:bottom w:val="single" w:color="BBD0DE" w:sz="8"/>
+          <w:right w:val="single" w:color="BBD0DE" w:sz="8"/>
+          <w:insideH w:val="single" w:color="auto" w:sz="4"/>
+          <w:insideV w:val="single" w:color="auto" w:sz="4"/>
+        </w:tblBorders>
+      </w:tblPr>
+      <w:tblGrid>
+        <w:gridCol w:w="100"/>
+      </w:tblGrid>
+      <w:tr>
+        <w:tc>
+          <w:tcPr>
+            <w:shd w:fill="EEF4F8" w:color="auto" w:val="clear"/>
+            <w:tcMar>
+              <w:top w:type="dxa" w:w="120"/>
+              <w:left w:type="dxa" w:w="180"/>
+              <w:bottom w:type="dxa" w:w="120"/>
+              <w:right w:type="dxa" w:w="180"/>
+            </w:tcMar>
+          </w:tcPr>
+          <w:p>
+            <w:pPr>
               <w:spacing w:after="60"/>
             </w:pPr>
             <w:r>
@@ -3337,6 +4633,97 @@
           <w:szCs w:val="19"/>
         </w:rPr>
         <w:t xml:space="preserve">  — 0.25% = 0.25 ÷ 100 = 0.0025. It is much less than 1%, not equal to 1/4.</w:t>
+      </w:r>
+    </w:p>
+    <w:p>
+      <w:pPr>
+        <w:pStyle w:val="Heading2"/>
+        <w:spacing w:after="80" w:before="180"/>
+      </w:pPr>
+      <w:r>
+        <w:rPr>
+          <w:b/>
+          <w:bCs/>
+          <w:color w:val="12355B"/>
+          <w:sz w:val="24"/>
+          <w:szCs w:val="24"/>
+        </w:rPr>
+        <w:t xml:space="preserve">Math Writing Criteria</w:t>
+      </w:r>
+    </w:p>
+    <w:p>
+      <w:pPr>
+        <w:spacing w:after="100"/>
+      </w:pPr>
+      <w:r>
+        <w:rPr>
+          <w:i/>
+          <w:iCs/>
+          <w:color w:val="5F6F80"/>
+          <w:sz w:val="19"/>
+          <w:szCs w:val="19"/>
+        </w:rPr>
+        <w:t xml:space="preserve">The support level changes the amount of language scaffolding, not the mathematical expectation.</w:t>
+      </w:r>
+    </w:p>
+    <w:p>
+      <w:pPr>
+        <w:spacing w:after="80"/>
+      </w:pPr>
+      <w:r>
+        <w:rPr>
+          <w:sz w:val="20"/>
+          <w:szCs w:val="20"/>
+        </w:rPr>
+        <w:t xml:space="preserve">☐  I answered the question.</w:t>
+      </w:r>
+    </w:p>
+    <w:p>
+      <w:pPr>
+        <w:spacing w:after="80"/>
+      </w:pPr>
+      <w:r>
+        <w:rPr>
+          <w:sz w:val="20"/>
+          <w:szCs w:val="20"/>
+        </w:rPr>
+        <w:t xml:space="preserve">☐  I used math evidence: numbers, an equation, a model, or a comparison.</w:t>
+      </w:r>
+    </w:p>
+    <w:p>
+      <w:pPr>
+        <w:spacing w:after="80"/>
+      </w:pPr>
+      <w:r>
+        <w:rPr>
+          <w:sz w:val="20"/>
+          <w:szCs w:val="20"/>
+        </w:rPr>
+        <w:t xml:space="preserve">☐  I explained how the evidence proves my answer.</w:t>
+      </w:r>
+    </w:p>
+    <w:p>
+      <w:pPr>
+        <w:spacing w:after="80"/>
+      </w:pPr>
+      <w:r>
+        <w:rPr>
+          <w:sz w:val="20"/>
+          <w:szCs w:val="20"/>
+        </w:rPr>
+        <w:t xml:space="preserve">☐  I used at least two math words.</w:t>
+      </w:r>
+    </w:p>
+    <w:p>
+      <w:pPr>
+        <w:spacing w:after="80"/>
+      </w:pPr>
+      <w:r>
+        <w:rPr>
+          <w:sz w:val="20"/>
+          <w:szCs w:val="20"/>
+        </w:rPr>
+        <w:t xml:space="preserve">☐  I reread complete sentences and punctuation.</w:t>
       </w:r>
     </w:p>
     <w:sectPr>

--- a/lessons/4-3/downloads/4-3-notes-teacher.docx
+++ b/lessons/4-3/downloads/4-3-notes-teacher.docx
@@ -366,7 +366,7 @@
           </w:p>
           <w:p>
             <w:pPr>
-              <w:spacing w:after="0"/>
+              <w:spacing w:after="40"/>
             </w:pPr>
             <w:r>
               <w:rPr>
@@ -374,6 +374,31 @@
                 <w:szCs w:val="21"/>
               </w:rPr>
               <w:t xml:space="preserve">A reasoned answer that is close enough to be useful, found without exact computation.</w:t>
+            </w:r>
+          </w:p>
+          <w:p>
+            <w:pPr>
+              <w:spacing w:after="0"/>
+            </w:pPr>
+            <w:r>
+              <w:rPr>
+                <w:b/>
+                <w:bCs/>
+                <w:color w:val="1FA6A2"/>
+                <w:sz w:val="18"/>
+                <w:szCs w:val="18"/>
+              </w:rPr>
+              <w:t xml:space="preserve">Example:  </w:t>
+            </w:r>
+            <w:r>
+              <w:rPr>
+                <w:i/>
+                <w:iCs/>
+                <w:color w:val="5F6F80"/>
+                <w:sz w:val="18"/>
+                <w:szCs w:val="18"/>
+              </w:rPr>
+              <w:t xml:space="preserve">8.6% of 216 ≈ 10% of 200 = 20 pounds of metal.</w:t>
             </w:r>
           </w:p>
         </w:tc>
@@ -495,7 +520,7 @@
           </w:p>
           <w:p>
             <w:pPr>
-              <w:spacing w:after="0"/>
+              <w:spacing w:after="40"/>
             </w:pPr>
             <w:r>
               <w:rPr>
@@ -503,6 +528,31 @@
                 <w:szCs w:val="21"/>
               </w:rPr>
               <w:t xml:space="preserve">A friendly percent — 1%, 10%, 25%, 50%, 75%, 100% — used as a landmark for estimating.</w:t>
+            </w:r>
+          </w:p>
+          <w:p>
+            <w:pPr>
+              <w:spacing w:after="0"/>
+            </w:pPr>
+            <w:r>
+              <w:rPr>
+                <w:b/>
+                <w:bCs/>
+                <w:color w:val="1FA6A2"/>
+                <w:sz w:val="18"/>
+                <w:szCs w:val="18"/>
+              </w:rPr>
+              <w:t xml:space="preserve">Example:  </w:t>
+            </w:r>
+            <w:r>
+              <w:rPr>
+                <w:i/>
+                <w:iCs/>
+                <w:color w:val="5F6F80"/>
+                <w:sz w:val="18"/>
+                <w:szCs w:val="18"/>
+              </w:rPr>
+              <w:t xml:space="preserve">1% · 10% · 25% · 50% · 75% · 100% — the landmarks you can find mentally.</w:t>
             </w:r>
           </w:p>
         </w:tc>
@@ -563,7 +613,7 @@
                           </pic:cNvPicPr>
                         </pic:nvPicPr>
                         <pic:blipFill>
-                          <a:blip r:embed="rId10" cstate="none"/>
+                          <a:blip r:embed="rId9" cstate="none"/>
                           <a:srcRect/>
                           <a:stretch>
                             <a:fillRect/>
@@ -624,7 +674,7 @@
           </w:p>
           <w:p>
             <w:pPr>
-              <w:spacing w:after="0"/>
+              <w:spacing w:after="40"/>
             </w:pPr>
             <w:r>
               <w:rPr>
@@ -632,6 +682,31 @@
                 <w:szCs w:val="21"/>
               </w:rPr>
               <w:t xml:space="preserve">Numbers close to the originals that are easy to compute with mentally.</w:t>
+            </w:r>
+          </w:p>
+          <w:p>
+            <w:pPr>
+              <w:spacing w:after="0"/>
+            </w:pPr>
+            <w:r>
+              <w:rPr>
+                <w:b/>
+                <w:bCs/>
+                <w:color w:val="1FA6A2"/>
+                <w:sz w:val="18"/>
+                <w:szCs w:val="18"/>
+              </w:rPr>
+              <w:t xml:space="preserve">Example:  </w:t>
+            </w:r>
+            <w:r>
+              <w:rPr>
+                <w:i/>
+                <w:iCs/>
+                <w:color w:val="5F6F80"/>
+                <w:sz w:val="18"/>
+                <w:szCs w:val="18"/>
+              </w:rPr>
+              <w:t xml:space="preserve">8.6% of 216 → 10% of 220: both nudged to numbers that divide nicely.</w:t>
             </w:r>
           </w:p>
         </w:tc>
@@ -692,7 +767,7 @@
                           </pic:cNvPicPr>
                         </pic:nvPicPr>
                         <pic:blipFill>
-                          <a:blip r:embed="rId10" cstate="none"/>
+                          <a:blip r:embed="rId11" cstate="none"/>
                           <a:srcRect/>
                           <a:stretch>
                             <a:fillRect/>
@@ -753,7 +828,7 @@
           </w:p>
           <w:p>
             <w:pPr>
-              <w:spacing w:after="0"/>
+              <w:spacing w:after="40"/>
             </w:pPr>
             <w:r>
               <w:rPr>
@@ -761,6 +836,31 @@
                 <w:szCs w:val="21"/>
               </w:rPr>
               <w:t xml:space="preserve">Two parallel number lines that pair amounts with their percents at the same positions.</w:t>
+            </w:r>
+          </w:p>
+          <w:p>
+            <w:pPr>
+              <w:spacing w:after="0"/>
+            </w:pPr>
+            <w:r>
+              <w:rPr>
+                <w:b/>
+                <w:bCs/>
+                <w:color w:val="1FA6A2"/>
+                <w:sz w:val="18"/>
+                <w:szCs w:val="18"/>
+              </w:rPr>
+              <w:t xml:space="preserve">Example:  </w:t>
+            </w:r>
+            <w:r>
+              <w:rPr>
+                <w:i/>
+                <w:iCs/>
+                <w:color w:val="5F6F80"/>
+                <w:sz w:val="18"/>
+                <w:szCs w:val="18"/>
+              </w:rPr>
+              <w:t xml:space="preserve">0 · 25% · 50% · 75% · 100% above; 0 · 1.5 · 3 · 4.5 · 6 GB below.</w:t>
             </w:r>
           </w:p>
         </w:tc>
@@ -821,7 +921,7 @@
                           </pic:cNvPicPr>
                         </pic:nvPicPr>
                         <pic:blipFill>
-                          <a:blip r:embed="rId10" cstate="none"/>
+                          <a:blip r:embed="rId12" cstate="none"/>
                           <a:srcRect/>
                           <a:stretch>
                             <a:fillRect/>
@@ -882,7 +982,7 @@
           </w:p>
           <w:p>
             <w:pPr>
-              <w:spacing w:after="0"/>
+              <w:spacing w:after="40"/>
             </w:pPr>
             <w:r>
               <w:rPr>
@@ -890,6 +990,31 @@
                 <w:szCs w:val="21"/>
               </w:rPr>
               <w:t xml:space="preserve">The quantity that counts as 100% in a problem — and it can change between questions.</w:t>
+            </w:r>
+          </w:p>
+          <w:p>
+            <w:pPr>
+              <w:spacing w:after="0"/>
+            </w:pPr>
+            <w:r>
+              <w:rPr>
+                <w:b/>
+                <w:bCs/>
+                <w:color w:val="1FA6A2"/>
+                <w:sz w:val="18"/>
+                <w:szCs w:val="18"/>
+              </w:rPr>
+              <w:t xml:space="preserve">Example:  </w:t>
+            </w:r>
+            <w:r>
+              <w:rPr>
+                <w:i/>
+                <w:iCs/>
+                <w:color w:val="5F6F80"/>
+                <w:sz w:val="18"/>
+                <w:szCs w:val="18"/>
+              </w:rPr>
+              <w:t xml:space="preserve">“Of the USED storage” makes 4 GB the whole — not the 6 GB total.</w:t>
             </w:r>
           </w:p>
         </w:tc>
@@ -1014,7 +1139,7 @@
           <w:sz w:val="22"/>
           <w:szCs w:val="22"/>
         </w:rPr>
-        <w:t xml:space="preserve">__________  —  A reasoned answer that is close enough to be useful, found without exact computation.</w:t>
+        <w:t xml:space="preserve">A reasoned answer close enough to be useful is an ___.</w:t>
       </w:r>
     </w:p>
     <w:p>
@@ -1036,7 +1161,7 @@
           <w:sz w:val="22"/>
           <w:szCs w:val="22"/>
         </w:rPr>
-        <w:t xml:space="preserve">__________  —  A friendly percent — 1%, 10%, 25%, 50%, 75%, 100% — used as a landmark for estimating.</w:t>
+        <w:t xml:space="preserve">A friendly percent used as a landmark, like 10% or 25%, is a ___ ___.</w:t>
       </w:r>
     </w:p>
     <w:p>
@@ -1058,7 +1183,7 @@
           <w:sz w:val="22"/>
           <w:szCs w:val="22"/>
         </w:rPr>
-        <w:t xml:space="preserve">__________  —  Numbers close to the originals that are easy to compute with mentally.</w:t>
+        <w:t xml:space="preserve">Numbers close to the originals that are easy to compute with are ___ ___.</w:t>
       </w:r>
     </w:p>
     <w:p>
@@ -1080,7 +1205,7 @@
           <w:sz w:val="22"/>
           <w:szCs w:val="22"/>
         </w:rPr>
-        <w:t xml:space="preserve">__________  —  Two parallel number lines that pair amounts with their percents at the same positions.</w:t>
+        <w:t xml:space="preserve">Two parallel lines pairing amounts with their percents form a ___ ___ ___.</w:t>
       </w:r>
     </w:p>
     <w:p>
@@ -1102,7 +1227,7 @@
           <w:sz w:val="22"/>
           <w:szCs w:val="22"/>
         </w:rPr>
-        <w:t xml:space="preserve">__________  —  The quantity that counts as 100% in a problem — and it can change between questions.</w:t>
+        <w:t xml:space="preserve">The quantity that counts as 100% in a problem is ___ ___.</w:t>
       </w:r>
     </w:p>
     <w:p>

--- a/lessons/4-3/downloads/4-3-notes-teacher.docx
+++ b/lessons/4-3/downloads/4-3-notes-teacher.docx
@@ -219,10 +219,12 @@
     <w:p>
       <w:pPr>
         <w:pStyle w:val="Heading1"/>
+        <w:keepNext/>
+        <w:keepLines/>
         <w:pBdr>
           <w:bottom w:val="single" w:color="1FA6A2" w:sz="14" w:space="6"/>
         </w:pBdr>
-        <w:spacing w:after="140" w:before="260"/>
+        <w:spacing w:after="140" w:before="300"/>
       </w:pPr>
       <w:r>
         <w:rPr>
@@ -1023,10 +1025,12 @@
     <w:p>
       <w:pPr>
         <w:pStyle w:val="Heading1"/>
+        <w:keepNext/>
+        <w:keepLines/>
         <w:pBdr>
           <w:bottom w:val="single" w:color="1FA6A2" w:sz="14" w:space="6"/>
         </w:pBdr>
-        <w:spacing w:after="140" w:before="260"/>
+        <w:spacing w:after="140" w:before="300"/>
       </w:pPr>
       <w:r>
         <w:rPr>
@@ -1122,7 +1126,8 @@
     </w:p>
     <w:p>
       <w:pPr>
-        <w:spacing w:after="120" w:before="80"/>
+        <w:keepLines/>
+        <w:spacing w:after="260" w:before="200"/>
       </w:pPr>
       <w:r>
         <w:rPr>
@@ -1139,34 +1144,27 @@
           <w:sz w:val="22"/>
           <w:szCs w:val="22"/>
         </w:rPr>
-        <w:t xml:space="preserve">A reasoned answer close enough to be useful is an ___.</w:t>
-      </w:r>
-    </w:p>
-    <w:p>
-      <w:pPr>
-        <w:spacing w:after="120" w:before="80"/>
-      </w:pPr>
-      <w:r>
-        <w:rPr>
-          <w:b/>
-          <w:bCs/>
-          <w:color w:val="12355B"/>
+        <w:t xml:space="preserve">A reasoned answer close enough to be useful is an </w:t>
+      </w:r>
+      <w:r>
+        <w:rPr>
           <w:sz w:val="22"/>
           <w:szCs w:val="22"/>
         </w:rPr>
-        <w:t xml:space="preserve">2.  </w:t>
+        <w:t xml:space="preserve">________________</w:t>
       </w:r>
       <w:r>
         <w:rPr>
           <w:sz w:val="22"/>
           <w:szCs w:val="22"/>
         </w:rPr>
-        <w:t xml:space="preserve">A friendly percent used as a landmark, like 10% or 25%, is a ___ ___.</w:t>
-      </w:r>
-    </w:p>
-    <w:p>
-      <w:pPr>
-        <w:spacing w:after="120" w:before="80"/>
+        <w:t xml:space="preserve">.</w:t>
+      </w:r>
+    </w:p>
+    <w:p>
+      <w:pPr>
+        <w:keepLines/>
+        <w:spacing w:after="260" w:before="200"/>
       </w:pPr>
       <w:r>
         <w:rPr>
@@ -1176,68 +1174,220 @@
           <w:sz w:val="22"/>
           <w:szCs w:val="22"/>
         </w:rPr>
-        <w:t xml:space="preserve">3.  </w:t>
+        <w:t xml:space="preserve">2.  </w:t>
       </w:r>
       <w:r>
         <w:rPr>
           <w:sz w:val="22"/>
           <w:szCs w:val="22"/>
         </w:rPr>
-        <w:t xml:space="preserve">Numbers close to the originals that are easy to compute with are ___ ___.</w:t>
-      </w:r>
-    </w:p>
-    <w:p>
-      <w:pPr>
-        <w:spacing w:after="120" w:before="80"/>
-      </w:pPr>
-      <w:r>
-        <w:rPr>
-          <w:b/>
-          <w:bCs/>
-          <w:color w:val="12355B"/>
+        <w:t xml:space="preserve">A friendly percent used as a landmark, like 10% or 25%, is a </w:t>
+      </w:r>
+      <w:r>
+        <w:rPr>
           <w:sz w:val="22"/>
           <w:szCs w:val="22"/>
         </w:rPr>
-        <w:t xml:space="preserve">4.  </w:t>
+        <w:t xml:space="preserve">________________</w:t>
       </w:r>
       <w:r>
         <w:rPr>
           <w:sz w:val="22"/>
           <w:szCs w:val="22"/>
         </w:rPr>
-        <w:t xml:space="preserve">Two parallel lines pairing amounts with their percents form a ___ ___ ___.</w:t>
-      </w:r>
-    </w:p>
-    <w:p>
-      <w:pPr>
-        <w:spacing w:after="120" w:before="80"/>
-      </w:pPr>
-      <w:r>
-        <w:rPr>
-          <w:b/>
-          <w:bCs/>
-          <w:color w:val="12355B"/>
+        <w:t xml:space="preserve"> </w:t>
+      </w:r>
+      <w:r>
+        <w:rPr>
           <w:sz w:val="22"/>
           <w:szCs w:val="22"/>
         </w:rPr>
-        <w:t xml:space="preserve">5.  </w:t>
+        <w:t xml:space="preserve">________________</w:t>
       </w:r>
       <w:r>
         <w:rPr>
           <w:sz w:val="22"/>
           <w:szCs w:val="22"/>
         </w:rPr>
-        <w:t xml:space="preserve">The quantity that counts as 100% in a problem is ___ ___.</w:t>
+        <w:t xml:space="preserve">.</w:t>
+      </w:r>
+    </w:p>
+    <w:p>
+      <w:pPr>
+        <w:keepLines/>
+        <w:spacing w:after="260" w:before="200"/>
+      </w:pPr>
+      <w:r>
+        <w:rPr>
+          <w:b/>
+          <w:bCs/>
+          <w:color w:val="12355B"/>
+          <w:sz w:val="22"/>
+          <w:szCs w:val="22"/>
+        </w:rPr>
+        <w:t xml:space="preserve">3.  </w:t>
+      </w:r>
+      <w:r>
+        <w:rPr>
+          <w:sz w:val="22"/>
+          <w:szCs w:val="22"/>
+        </w:rPr>
+        <w:t xml:space="preserve">Numbers close to the originals that are easy to compute with are </w:t>
+      </w:r>
+      <w:r>
+        <w:rPr>
+          <w:sz w:val="22"/>
+          <w:szCs w:val="22"/>
+        </w:rPr>
+        <w:t xml:space="preserve">________________</w:t>
+      </w:r>
+      <w:r>
+        <w:rPr>
+          <w:sz w:val="22"/>
+          <w:szCs w:val="22"/>
+        </w:rPr>
+        <w:t xml:space="preserve"> </w:t>
+      </w:r>
+      <w:r>
+        <w:rPr>
+          <w:sz w:val="22"/>
+          <w:szCs w:val="22"/>
+        </w:rPr>
+        <w:t xml:space="preserve">________________</w:t>
+      </w:r>
+      <w:r>
+        <w:rPr>
+          <w:sz w:val="22"/>
+          <w:szCs w:val="22"/>
+        </w:rPr>
+        <w:t xml:space="preserve">.</w:t>
+      </w:r>
+    </w:p>
+    <w:p>
+      <w:pPr>
+        <w:keepLines/>
+        <w:spacing w:after="260" w:before="200"/>
+      </w:pPr>
+      <w:r>
+        <w:rPr>
+          <w:b/>
+          <w:bCs/>
+          <w:color w:val="12355B"/>
+          <w:sz w:val="22"/>
+          <w:szCs w:val="22"/>
+        </w:rPr>
+        <w:t xml:space="preserve">4.  </w:t>
+      </w:r>
+      <w:r>
+        <w:rPr>
+          <w:sz w:val="22"/>
+          <w:szCs w:val="22"/>
+        </w:rPr>
+        <w:t xml:space="preserve">Two parallel lines pairing amounts with their percents form a </w:t>
+      </w:r>
+      <w:r>
+        <w:rPr>
+          <w:sz w:val="22"/>
+          <w:szCs w:val="22"/>
+        </w:rPr>
+        <w:t xml:space="preserve">________________</w:t>
+      </w:r>
+      <w:r>
+        <w:rPr>
+          <w:sz w:val="22"/>
+          <w:szCs w:val="22"/>
+        </w:rPr>
+        <w:t xml:space="preserve"> </w:t>
+      </w:r>
+      <w:r>
+        <w:rPr>
+          <w:sz w:val="22"/>
+          <w:szCs w:val="22"/>
+        </w:rPr>
+        <w:t xml:space="preserve">________________</w:t>
+      </w:r>
+      <w:r>
+        <w:rPr>
+          <w:sz w:val="22"/>
+          <w:szCs w:val="22"/>
+        </w:rPr>
+        <w:t xml:space="preserve"> </w:t>
+      </w:r>
+      <w:r>
+        <w:rPr>
+          <w:sz w:val="22"/>
+          <w:szCs w:val="22"/>
+        </w:rPr>
+        <w:t xml:space="preserve">________________</w:t>
+      </w:r>
+      <w:r>
+        <w:rPr>
+          <w:sz w:val="22"/>
+          <w:szCs w:val="22"/>
+        </w:rPr>
+        <w:t xml:space="preserve">.</w:t>
+      </w:r>
+    </w:p>
+    <w:p>
+      <w:pPr>
+        <w:keepLines/>
+        <w:spacing w:after="260" w:before="200"/>
+      </w:pPr>
+      <w:r>
+        <w:rPr>
+          <w:b/>
+          <w:bCs/>
+          <w:color w:val="12355B"/>
+          <w:sz w:val="22"/>
+          <w:szCs w:val="22"/>
+        </w:rPr>
+        <w:t xml:space="preserve">5.  </w:t>
+      </w:r>
+      <w:r>
+        <w:rPr>
+          <w:sz w:val="22"/>
+          <w:szCs w:val="22"/>
+        </w:rPr>
+        <w:t xml:space="preserve">The quantity that counts as 100% in a problem is </w:t>
+      </w:r>
+      <w:r>
+        <w:rPr>
+          <w:sz w:val="22"/>
+          <w:szCs w:val="22"/>
+        </w:rPr>
+        <w:t xml:space="preserve">________________</w:t>
+      </w:r>
+      <w:r>
+        <w:rPr>
+          <w:sz w:val="22"/>
+          <w:szCs w:val="22"/>
+        </w:rPr>
+        <w:t xml:space="preserve"> </w:t>
+      </w:r>
+      <w:r>
+        <w:rPr>
+          <w:sz w:val="22"/>
+          <w:szCs w:val="22"/>
+        </w:rPr>
+        <w:t xml:space="preserve">________________</w:t>
+      </w:r>
+      <w:r>
+        <w:rPr>
+          <w:sz w:val="22"/>
+          <w:szCs w:val="22"/>
+        </w:rPr>
+        <w:t xml:space="preserve">.</w:t>
       </w:r>
     </w:p>
     <w:p>
       <w:pPr>
         <w:pStyle w:val="Heading1"/>
-        <w:pageBreakBefore/>
+        <w:keepNext/>
+        <w:keepLines/>
         <w:pBdr>
           <w:bottom w:val="single" w:color="1FA6A2" w:sz="14" w:space="6"/>
         </w:pBdr>
-        <w:spacing w:after="140" w:before="0"/>
+        <w:spacing w:after="140" w:before="300"/>
       </w:pPr>
       <w:r>
         <w:rPr>
@@ -2518,11 +2668,12 @@
     <w:p>
       <w:pPr>
         <w:pStyle w:val="Heading1"/>
-        <w:pageBreakBefore/>
+        <w:keepNext/>
+        <w:keepLines/>
         <w:pBdr>
           <w:bottom w:val="single" w:color="1FA6A2" w:sz="14" w:space="6"/>
         </w:pBdr>
-        <w:spacing w:after="140" w:before="0"/>
+        <w:spacing w:after="140" w:before="300"/>
       </w:pPr>
       <w:r>
         <w:rPr>
@@ -2775,11 +2926,12 @@
     <w:p>
       <w:pPr>
         <w:pStyle w:val="Heading1"/>
-        <w:pageBreakBefore/>
+        <w:keepNext/>
+        <w:keepLines/>
         <w:pBdr>
           <w:bottom w:val="single" w:color="1FA6A2" w:sz="14" w:space="6"/>
         </w:pBdr>
-        <w:spacing w:after="140" w:before="0"/>
+        <w:spacing w:after="140" w:before="300"/>
       </w:pPr>
       <w:r>
         <w:rPr>
@@ -3500,11 +3652,12 @@
     <w:p>
       <w:pPr>
         <w:pStyle w:val="Heading1"/>
-        <w:pageBreakBefore/>
+        <w:keepNext/>
+        <w:keepLines/>
         <w:pBdr>
           <w:bottom w:val="single" w:color="1FA6A2" w:sz="14" w:space="6"/>
         </w:pBdr>
-        <w:spacing w:after="140" w:before="0"/>
+        <w:spacing w:after="140" w:before="300"/>
       </w:pPr>
       <w:r>
         <w:rPr>
@@ -4349,11 +4502,12 @@
     <w:p>
       <w:pPr>
         <w:pStyle w:val="Heading1"/>
-        <w:pageBreakBefore/>
+        <w:keepNext/>
+        <w:keepLines/>
         <w:pBdr>
           <w:bottom w:val="single" w:color="1FA6A2" w:sz="14" w:space="6"/>
         </w:pBdr>
-        <w:spacing w:after="140" w:before="0"/>
+        <w:spacing w:after="140" w:before="300"/>
       </w:pPr>
       <w:r>
         <w:rPr>
@@ -4466,6 +4620,8 @@
     <w:p>
       <w:pPr>
         <w:pStyle w:val="Heading1"/>
+        <w:keepNext/>
+        <w:keepLines/>
         <w:pageBreakBefore/>
         <w:pBdr>
           <w:bottom w:val="single" w:color="1FA6A2" w:sz="14" w:space="6"/>

--- a/lessons/4-3/downloads/4-3-notes-teacher.docx
+++ b/lessons/4-3/downloads/4-3-notes-teacher.docx
@@ -1400,47 +1400,6 @@
         <w:t xml:space="preserve">Write About the Math</w:t>
       </w:r>
     </w:p>
-    <w:p>
-      <w:pPr>
-        <w:spacing w:after="100"/>
-      </w:pPr>
-      <w:r>
-        <w:rPr>
-          <w:i/>
-          <w:iCs/>
-          <w:color w:val="5F6F80"/>
-          <w:sz w:val="19"/>
-          <w:szCs w:val="19"/>
-        </w:rPr>
-        <w:t xml:space="preserve">Use the support level you need. Every level answers the same math question.</w:t>
-      </w:r>
-    </w:p>
-    <w:p>
-      <w:pPr>
-        <w:pStyle w:val="Heading2"/>
-        <w:spacing w:after="80" w:before="180"/>
-      </w:pPr>
-      <w:r>
-        <w:rPr>
-          <w:b/>
-          <w:bCs/>
-          <w:color w:val="12355B"/>
-          <w:sz w:val="24"/>
-          <w:szCs w:val="24"/>
-        </w:rPr>
-        <w:t xml:space="preserve">1. Understand the Question</w:t>
-      </w:r>
-      <w:r>
-        <w:rPr>
-          <w:i/>
-          <w:iCs/>
-          <w:color w:val="B97A12"/>
-          <w:sz w:val="19"/>
-          <w:szCs w:val="19"/>
-        </w:rPr>
-        <w:t xml:space="preserve">   explain</w:t>
-      </w:r>
-    </w:p>
     <w:tbl>
       <w:tblPr>
         <w:tblW w:type="pct" w:w="100%"/>
@@ -1479,344 +1438,6 @@
               </w:rPr>
               <w:t xml:space="preserve">Of the USED storage, approximately what percent are photos — and why does the whole change from 6 GB to 4 GB for this question?</w:t>
             </w:r>
-          </w:p>
-          <w:p>
-            <w:pPr>
-              <w:spacing w:after="0"/>
-            </w:pPr>
-            <w:r>
-              <w:rPr>
-                <w:b/>
-                <w:bCs/>
-                <w:color w:val="12355B"/>
-                <w:sz w:val="20"/>
-                <w:szCs w:val="20"/>
-              </w:rPr>
-              <w:t xml:space="preserve">Your job:  </w:t>
-            </w:r>
-            <w:r>
-              <w:rPr>
-                <w:sz w:val="20"/>
-                <w:szCs w:val="20"/>
-              </w:rPr>
-              <w:t xml:space="preserve">Answer the question. Use math evidence. Explain how the evidence proves your answer.</w:t>
-            </w:r>
-            <w:r>
-              <w:rPr>
-                <w:i/>
-                <w:iCs/>
-                <w:color w:val="5F6F80"/>
-                <w:sz w:val="18"/>
-                <w:szCs w:val="18"/>
-              </w:rPr>
-              <w:br/>
-              <w:t xml:space="preserve">Responde la pregunta. Usa evidencia matemática. Explica cómo la evidencia demuestra tu respuesta.</w:t>
-            </w:r>
-          </w:p>
-        </w:tc>
-      </w:tr>
-    </w:tbl>
-    <w:p>
-      <w:pPr>
-        <w:pStyle w:val="Heading2"/>
-        <w:spacing w:after="80" w:before="180"/>
-      </w:pPr>
-      <w:r>
-        <w:rPr>
-          <w:b/>
-          <w:bCs/>
-          <w:color w:val="12355B"/>
-          <w:sz w:val="24"/>
-          <w:szCs w:val="24"/>
-        </w:rPr>
-        <w:t xml:space="preserve">2. Plan Your Math Words</w:t>
-      </w:r>
-      <w:r>
-        <w:rPr>
-          <w:i/>
-          <w:iCs/>
-          <w:color w:val="1FA6A2"/>
-          <w:sz w:val="19"/>
-          <w:szCs w:val="19"/>
-        </w:rPr>
-        <w:t xml:space="preserve">   check at least two</w:t>
-      </w:r>
-    </w:p>
-    <w:p>
-      <w:pPr>
-        <w:spacing w:after="60"/>
-      </w:pPr>
-      <w:r>
-        <w:rPr>
-          <w:b/>
-          <w:bCs/>
-          <w:color w:val="1FA6A2"/>
-          <w:sz w:val="22"/>
-          <w:szCs w:val="22"/>
-        </w:rPr>
-        <w:t xml:space="preserve">☐  </w:t>
-      </w:r>
-      <w:r>
-        <w:rPr>
-          <w:b/>
-          <w:bCs/>
-          <w:color w:val="12355B"/>
-          <w:sz w:val="20"/>
-          <w:szCs w:val="20"/>
-        </w:rPr>
-        <w:t xml:space="preserve">estimate — </w:t>
-      </w:r>
-      <w:r>
-        <w:rPr>
-          <w:sz w:val="20"/>
-          <w:szCs w:val="20"/>
-        </w:rPr>
-        <w:t xml:space="preserve">A reasoned answer that is close enough to be useful, found without exact computation.</w:t>
-      </w:r>
-      <w:r>
-        <w:rPr>
-          <w:i/>
-          <w:iCs/>
-          <w:color w:val="5F6F80"/>
-          <w:sz w:val="18"/>
-          <w:szCs w:val="18"/>
-        </w:rPr>
-        <w:br/>
-        <w:t xml:space="preserve">estimación — Una respuesta razonada, lo bastante cercana para ser útil, sin cálculo exacto.</w:t>
-      </w:r>
-    </w:p>
-    <w:p>
-      <w:pPr>
-        <w:spacing w:after="60"/>
-      </w:pPr>
-      <w:r>
-        <w:rPr>
-          <w:b/>
-          <w:bCs/>
-          <w:color w:val="1FA6A2"/>
-          <w:sz w:val="22"/>
-          <w:szCs w:val="22"/>
-        </w:rPr>
-        <w:t xml:space="preserve">☐  </w:t>
-      </w:r>
-      <w:r>
-        <w:rPr>
-          <w:b/>
-          <w:bCs/>
-          <w:color w:val="12355B"/>
-          <w:sz w:val="20"/>
-          <w:szCs w:val="20"/>
-        </w:rPr>
-        <w:t xml:space="preserve">benchmark percent — </w:t>
-      </w:r>
-      <w:r>
-        <w:rPr>
-          <w:sz w:val="20"/>
-          <w:szCs w:val="20"/>
-        </w:rPr>
-        <w:t xml:space="preserve">A friendly percent — 1%, 10%, 25%, 50%, 75%, 100% — used as a landmark for estimating.</w:t>
-      </w:r>
-      <w:r>
-        <w:rPr>
-          <w:i/>
-          <w:iCs/>
-          <w:color w:val="5F6F80"/>
-          <w:sz w:val="18"/>
-          <w:szCs w:val="18"/>
-        </w:rPr>
-        <w:br/>
-        <w:t xml:space="preserve">porcentaje de referencia — Un porcentaje amigable — 1%, 10%, 25%, 50%, 75%, 100% — que sirve de punto de referencia.</w:t>
-      </w:r>
-    </w:p>
-    <w:p>
-      <w:pPr>
-        <w:spacing w:after="60"/>
-      </w:pPr>
-      <w:r>
-        <w:rPr>
-          <w:b/>
-          <w:bCs/>
-          <w:color w:val="1FA6A2"/>
-          <w:sz w:val="22"/>
-          <w:szCs w:val="22"/>
-        </w:rPr>
-        <w:t xml:space="preserve">☐  </w:t>
-      </w:r>
-      <w:r>
-        <w:rPr>
-          <w:b/>
-          <w:bCs/>
-          <w:color w:val="12355B"/>
-          <w:sz w:val="20"/>
-          <w:szCs w:val="20"/>
-        </w:rPr>
-        <w:t xml:space="preserve">compatible numbers — </w:t>
-      </w:r>
-      <w:r>
-        <w:rPr>
-          <w:sz w:val="20"/>
-          <w:szCs w:val="20"/>
-        </w:rPr>
-        <w:t xml:space="preserve">Numbers close to the originals that are easy to compute with mentally.</w:t>
-      </w:r>
-      <w:r>
-        <w:rPr>
-          <w:i/>
-          <w:iCs/>
-          <w:color w:val="5F6F80"/>
-          <w:sz w:val="18"/>
-          <w:szCs w:val="18"/>
-        </w:rPr>
-        <w:br/>
-        <w:t xml:space="preserve">números compatibles — Números cercanos a los originales con los que es fácil calcular mentalmente.</w:t>
-      </w:r>
-    </w:p>
-    <w:p>
-      <w:pPr>
-        <w:spacing w:after="60"/>
-      </w:pPr>
-      <w:r>
-        <w:rPr>
-          <w:b/>
-          <w:bCs/>
-          <w:color w:val="1FA6A2"/>
-          <w:sz w:val="22"/>
-          <w:szCs w:val="22"/>
-        </w:rPr>
-        <w:t xml:space="preserve">☐  </w:t>
-      </w:r>
-      <w:r>
-        <w:rPr>
-          <w:b/>
-          <w:bCs/>
-          <w:color w:val="12355B"/>
-          <w:sz w:val="20"/>
-          <w:szCs w:val="20"/>
-        </w:rPr>
-        <w:t xml:space="preserve">double number line — </w:t>
-      </w:r>
-      <w:r>
-        <w:rPr>
-          <w:sz w:val="20"/>
-          <w:szCs w:val="20"/>
-        </w:rPr>
-        <w:t xml:space="preserve">Two parallel number lines that pair amounts with their percents at the same positions.</w:t>
-      </w:r>
-      <w:r>
-        <w:rPr>
-          <w:i/>
-          <w:iCs/>
-          <w:color w:val="5F6F80"/>
-          <w:sz w:val="18"/>
-          <w:szCs w:val="18"/>
-        </w:rPr>
-        <w:br/>
-        <w:t xml:space="preserve">recta numérica doble — Dos rectas paralelas que emparejan cantidades con sus porcentajes en las mismas posiciones.</w:t>
-      </w:r>
-    </w:p>
-    <w:p>
-      <w:pPr>
-        <w:spacing w:after="60"/>
-      </w:pPr>
-      <w:r>
-        <w:rPr>
-          <w:b/>
-          <w:bCs/>
-          <w:color w:val="1FA6A2"/>
-          <w:sz w:val="22"/>
-          <w:szCs w:val="22"/>
-        </w:rPr>
-        <w:t xml:space="preserve">☐  </w:t>
-      </w:r>
-      <w:r>
-        <w:rPr>
-          <w:b/>
-          <w:bCs/>
-          <w:color w:val="12355B"/>
-          <w:sz w:val="20"/>
-          <w:szCs w:val="20"/>
-        </w:rPr>
-        <w:t xml:space="preserve">the whole — </w:t>
-      </w:r>
-      <w:r>
-        <w:rPr>
-          <w:sz w:val="20"/>
-          <w:szCs w:val="20"/>
-        </w:rPr>
-        <w:t xml:space="preserve">The quantity that counts as 100% in a problem — and it can change between questions.</w:t>
-      </w:r>
-      <w:r>
-        <w:rPr>
-          <w:i/>
-          <w:iCs/>
-          <w:color w:val="5F6F80"/>
-          <w:sz w:val="18"/>
-          <w:szCs w:val="18"/>
-        </w:rPr>
-        <w:br/>
-        <w:t xml:space="preserve">el todo — La cantidad que representa el 100% en un problema, y puede cambiar entre preguntas.</w:t>
-      </w:r>
-    </w:p>
-    <w:tbl>
-      <w:tblPr>
-        <w:tblW w:type="pct" w:w="100%"/>
-        <w:tblBorders>
-          <w:top w:val="single" w:color="1FA6A2" w:sz="8"/>
-          <w:left w:val="single" w:color="1FA6A2" w:sz="8"/>
-          <w:bottom w:val="single" w:color="1FA6A2" w:sz="8"/>
-          <w:right w:val="single" w:color="1FA6A2" w:sz="8"/>
-          <w:insideH w:val="single" w:color="auto" w:sz="4"/>
-          <w:insideV w:val="single" w:color="auto" w:sz="4"/>
-        </w:tblBorders>
-      </w:tblPr>
-      <w:tblGrid>
-        <w:gridCol w:w="100"/>
-      </w:tblGrid>
-      <w:tr>
-        <w:tc>
-          <w:tcPr>
-            <w:shd w:fill="F7FFFD" w:color="auto" w:val="clear"/>
-            <w:tcMar>
-              <w:top w:type="dxa" w:w="120"/>
-              <w:left w:type="dxa" w:w="180"/>
-              <w:bottom w:type="dxa" w:w="120"/>
-              <w:right w:type="dxa" w:w="180"/>
-            </w:tcMar>
-          </w:tcPr>
-          <w:p>
-            <w:pPr>
-              <w:spacing w:after="50"/>
-            </w:pPr>
-            <w:r>
-              <w:rPr>
-                <w:b/>
-                <w:bCs/>
-                <w:color w:val="1FA6A2"/>
-                <w:sz w:val="20"/>
-                <w:szCs w:val="20"/>
-              </w:rPr>
-              <w:t xml:space="preserve">Say it first:  </w:t>
-            </w:r>
-            <w:r>
-              <w:rPr>
-                <w:sz w:val="20"/>
-                <w:szCs w:val="20"/>
-              </w:rPr>
-              <w:t xml:space="preserve">Say your idea to a partner or quietly to yourself before you write.</w:t>
-            </w:r>
-          </w:p>
-          <w:p>
-            <w:pPr>
-              <w:spacing w:after="60"/>
-            </w:pPr>
-            <w:r>
-              <w:rPr>
-                <w:color w:val="1A2733"/>
-                <w:sz w:val="21"/>
-                <w:szCs w:val="21"/>
-              </w:rPr>
-              <w:t xml:space="preserve">The whole for this question is ___ . Photos are about ___ % of the used storage, since 3.5 GB sits between the ___ % benchmark and the ___ % benchmark on the number line.</w:t>
-            </w:r>
             <w:r>
               <w:rPr>
                 <w:i/>
@@ -1826,7 +1447,7 @@
                 <w:szCs w:val="19"/>
               </w:rPr>
               <w:br/>
-              <w:t xml:space="preserve">Di tu respuesta primero: Mi respuesta es ___ porque ___.</w:t>
+              <w:t xml:space="preserve">Del almacenamiento usado, ¿aproximadamente qué porcentaje son fotos — y por qué el entero cambia de 6 GB a 4 GB en esta pregunta?</w:t>
             </w:r>
           </w:p>
         </w:tc>
@@ -1834,28 +1455,192 @@
     </w:tbl>
     <w:p>
       <w:pPr>
-        <w:pStyle w:val="Heading2"/>
-        <w:spacing w:after="80" w:before="180"/>
-      </w:pPr>
-      <w:r>
-        <w:rPr>
-          <w:b/>
-          <w:bCs/>
-          <w:color w:val="12355B"/>
-          <w:sz w:val="24"/>
-          <w:szCs w:val="24"/>
-        </w:rPr>
-        <w:t xml:space="preserve">3. Build Your Explanation</w:t>
-      </w:r>
+        <w:spacing w:after="100"/>
+      </w:pPr>
       <w:r>
         <w:rPr>
           <w:i/>
           <w:iCs/>
-          <w:color w:val="B97A12"/>
+          <w:color w:val="5F6F80"/>
           <w:sz w:val="19"/>
           <w:szCs w:val="19"/>
         </w:rPr>
-        <w:t xml:space="preserve">   choose your support</w:t>
+        <w:t xml:space="preserve">Say your answer to a partner first. Then write it, using at least two of these words:</w:t>
+      </w:r>
+    </w:p>
+    <w:p>
+      <w:pPr>
+        <w:spacing w:after="40"/>
+      </w:pPr>
+      <w:r>
+        <w:rPr>
+          <w:b/>
+          <w:bCs/>
+          <w:color w:val="1FA6A2"/>
+          <w:sz w:val="22"/>
+          <w:szCs w:val="22"/>
+        </w:rPr>
+        <w:t xml:space="preserve">☐  </w:t>
+      </w:r>
+      <w:r>
+        <w:rPr>
+          <w:b/>
+          <w:bCs/>
+          <w:color w:val="12355B"/>
+          <w:sz w:val="20"/>
+          <w:szCs w:val="20"/>
+        </w:rPr>
+        <w:t xml:space="preserve">estimate</w:t>
+      </w:r>
+      <w:r>
+        <w:rPr>
+          <w:i/>
+          <w:iCs/>
+          <w:color w:val="5F6F80"/>
+          <w:sz w:val="18"/>
+          <w:szCs w:val="18"/>
+        </w:rPr>
+        <w:t xml:space="preserve">  ·  estimación</w:t>
+      </w:r>
+    </w:p>
+    <w:p>
+      <w:pPr>
+        <w:spacing w:after="40"/>
+      </w:pPr>
+      <w:r>
+        <w:rPr>
+          <w:b/>
+          <w:bCs/>
+          <w:color w:val="1FA6A2"/>
+          <w:sz w:val="22"/>
+          <w:szCs w:val="22"/>
+        </w:rPr>
+        <w:t xml:space="preserve">☐  </w:t>
+      </w:r>
+      <w:r>
+        <w:rPr>
+          <w:b/>
+          <w:bCs/>
+          <w:color w:val="12355B"/>
+          <w:sz w:val="20"/>
+          <w:szCs w:val="20"/>
+        </w:rPr>
+        <w:t xml:space="preserve">benchmark percent</w:t>
+      </w:r>
+      <w:r>
+        <w:rPr>
+          <w:i/>
+          <w:iCs/>
+          <w:color w:val="5F6F80"/>
+          <w:sz w:val="18"/>
+          <w:szCs w:val="18"/>
+        </w:rPr>
+        <w:t xml:space="preserve">  ·  porcentaje de referencia</w:t>
+      </w:r>
+    </w:p>
+    <w:p>
+      <w:pPr>
+        <w:spacing w:after="40"/>
+      </w:pPr>
+      <w:r>
+        <w:rPr>
+          <w:b/>
+          <w:bCs/>
+          <w:color w:val="1FA6A2"/>
+          <w:sz w:val="22"/>
+          <w:szCs w:val="22"/>
+        </w:rPr>
+        <w:t xml:space="preserve">☐  </w:t>
+      </w:r>
+      <w:r>
+        <w:rPr>
+          <w:b/>
+          <w:bCs/>
+          <w:color w:val="12355B"/>
+          <w:sz w:val="20"/>
+          <w:szCs w:val="20"/>
+        </w:rPr>
+        <w:t xml:space="preserve">compatible numbers</w:t>
+      </w:r>
+      <w:r>
+        <w:rPr>
+          <w:i/>
+          <w:iCs/>
+          <w:color w:val="5F6F80"/>
+          <w:sz w:val="18"/>
+          <w:szCs w:val="18"/>
+        </w:rPr>
+        <w:t xml:space="preserve">  ·  números compatibles</w:t>
+      </w:r>
+    </w:p>
+    <w:p>
+      <w:pPr>
+        <w:spacing w:after="40"/>
+      </w:pPr>
+      <w:r>
+        <w:rPr>
+          <w:b/>
+          <w:bCs/>
+          <w:color w:val="1FA6A2"/>
+          <w:sz w:val="22"/>
+          <w:szCs w:val="22"/>
+        </w:rPr>
+        <w:t xml:space="preserve">☐  </w:t>
+      </w:r>
+      <w:r>
+        <w:rPr>
+          <w:b/>
+          <w:bCs/>
+          <w:color w:val="12355B"/>
+          <w:sz w:val="20"/>
+          <w:szCs w:val="20"/>
+        </w:rPr>
+        <w:t xml:space="preserve">double number line</w:t>
+      </w:r>
+      <w:r>
+        <w:rPr>
+          <w:i/>
+          <w:iCs/>
+          <w:color w:val="5F6F80"/>
+          <w:sz w:val="18"/>
+          <w:szCs w:val="18"/>
+        </w:rPr>
+        <w:t xml:space="preserve">  ·  recta numérica doble</w:t>
+      </w:r>
+    </w:p>
+    <w:p>
+      <w:pPr>
+        <w:spacing w:after="40"/>
+      </w:pPr>
+      <w:r>
+        <w:rPr>
+          <w:b/>
+          <w:bCs/>
+          <w:color w:val="1FA6A2"/>
+          <w:sz w:val="22"/>
+          <w:szCs w:val="22"/>
+        </w:rPr>
+        <w:t xml:space="preserve">☐  </w:t>
+      </w:r>
+      <w:r>
+        <w:rPr>
+          <w:b/>
+          <w:bCs/>
+          <w:color w:val="12355B"/>
+          <w:sz w:val="20"/>
+          <w:szCs w:val="20"/>
+        </w:rPr>
+        <w:t xml:space="preserve">the whole</w:t>
+      </w:r>
+      <w:r>
+        <w:rPr>
+          <w:i/>
+          <w:iCs/>
+          <w:color w:val="5F6F80"/>
+          <w:sz w:val="18"/>
+          <w:szCs w:val="18"/>
+        </w:rPr>
+        <w:t xml:space="preserve">  ·  el todo</w:t>
       </w:r>
     </w:p>
     <w:tbl>
@@ -1886,21 +1671,6 @@
           </w:tcPr>
           <w:p>
             <w:pPr>
-              <w:spacing w:after="50"/>
-            </w:pPr>
-            <w:r>
-              <w:rPr>
-                <w:i/>
-                <w:iCs/>
-                <w:color w:val="5F6F80"/>
-                <w:sz w:val="19"/>
-                <w:szCs w:val="19"/>
-              </w:rPr>
-              <w:t xml:space="preserve">This model shows the parts of an explanation. It does not answer your writing question.</w:t>
-            </w:r>
-          </w:p>
-          <w:p>
-            <w:pPr>
               <w:spacing w:after="80"/>
             </w:pPr>
             <w:r>
@@ -1911,58 +1681,14 @@
                 <w:sz w:val="19"/>
                 <w:szCs w:val="19"/>
               </w:rPr>
-              <w:t xml:space="preserve">Claim:  </w:t>
+              <w:t xml:space="preserve">Model:  </w:t>
             </w:r>
             <w:r>
               <w:rPr>
                 <w:sz w:val="19"/>
                 <w:szCs w:val="19"/>
               </w:rPr>
-              <w:t xml:space="preserve">4 GB sits between two benchmark landmarks on the number line, closer to the 75% mark, so a reasonable estimate lands near there without computing the exact fraction.</w:t>
-            </w:r>
-          </w:p>
-          <w:p>
-            <w:pPr>
-              <w:spacing w:after="80"/>
-            </w:pPr>
-            <w:r>
-              <w:rPr>
-                <w:b/>
-                <w:bCs/>
-                <w:color w:val="12355B"/>
-                <w:sz w:val="19"/>
-                <w:szCs w:val="19"/>
-              </w:rPr>
-              <w:t xml:space="preserve">Evidence:  </w:t>
-            </w:r>
-            <w:r>
-              <w:rPr>
-                <w:sz w:val="19"/>
-                <w:szCs w:val="19"/>
-              </w:rPr>
-              <w:t xml:space="preserve">A strong answer names both landmark percents (50% and 75%) and explains why 4 GB sits closer to one than the other. A weak answer just says 'it's close to 70%' without placing it between benchmarks.</w:t>
-            </w:r>
-          </w:p>
-          <w:p>
-            <w:pPr>
-              <w:spacing w:after="80"/>
-            </w:pPr>
-            <w:r>
-              <w:rPr>
-                <w:b/>
-                <w:bCs/>
-                <w:color w:val="12355B"/>
-                <w:sz w:val="19"/>
-                <w:szCs w:val="19"/>
-              </w:rPr>
-              <w:t xml:space="preserve">Reasoning:  </w:t>
-            </w:r>
-            <w:r>
-              <w:rPr>
-                <w:sz w:val="19"/>
-                <w:szCs w:val="19"/>
-              </w:rPr>
-              <w:t xml:space="preserve">This evidence connects the definition of estimate to the mathematical claim.</w:t>
+              <w:t xml:space="preserve">4 GB sits between two benchmark landmarks on the number line, closer to the 75% mark, so a reasonable estimate lands near there without computing the exact fraction. — A strong answer names both landmark percents (50% and 75%) and explains why 4 GB sits closer to one than the other. A weak answer just says 'it's close to 70%' without placing it between benchmarks.</w:t>
             </w:r>
           </w:p>
         </w:tc>
@@ -2041,7 +1767,7 @@
           <w:sz w:val="21"/>
           <w:szCs w:val="21"/>
         </w:rPr>
-        <w:t xml:space="preserve">My answer is ___.</w:t>
+        <w:t xml:space="preserve">My answer is ___ because ___.</w:t>
       </w:r>
       <w:r>
         <w:rPr>
@@ -2052,7 +1778,7 @@
           <w:szCs w:val="19"/>
         </w:rPr>
         <w:br/>
-        <w:t xml:space="preserve">Mi respuesta es ___.</w:t>
+        <w:t xml:space="preserve">Mi respuesta es ___ porque ___.</w:t>
       </w:r>
     </w:p>
     <w:tbl>
@@ -2192,7 +1918,7 @@
           <w:sz w:val="21"/>
           <w:szCs w:val="21"/>
         </w:rPr>
-        <w:t xml:space="preserve">I know because ___.</w:t>
+        <w:t xml:space="preserve">My evidence is ___, so ___.</w:t>
       </w:r>
       <w:r>
         <w:rPr>
@@ -2203,31 +1929,7 @@
           <w:szCs w:val="19"/>
         </w:rPr>
         <w:br/>
-        <w:t xml:space="preserve">Lo sé porque ___.</w:t>
-      </w:r>
-    </w:p>
-    <w:p>
-      <w:pPr>
-        <w:spacing w:after="60"/>
-      </w:pPr>
-      <w:r>
-        <w:rPr>
-          <w:color w:val="1A2733"/>
-          <w:sz w:val="21"/>
-          <w:szCs w:val="21"/>
-        </w:rPr>
-        <w:t xml:space="preserve">So ___.</w:t>
-      </w:r>
-      <w:r>
-        <w:rPr>
-          <w:i/>
-          <w:iCs/>
-          <w:color w:val="5F6F80"/>
-          <w:sz w:val="19"/>
-          <w:szCs w:val="19"/>
-        </w:rPr>
-        <w:br/>
-        <w:t xml:space="preserve">Entonces ___.</w:t>
+        <w:t xml:space="preserve">Mi evidencia es ___, entonces ___.</w:t>
       </w:r>
     </w:p>
     <w:tbl>
@@ -2333,78 +2035,6 @@
         <w:t xml:space="preserve">Escribe una afirmación, da evidencia matemática y explica tu razonamiento.</w:t>
       </w:r>
     </w:p>
-    <w:p>
-      <w:pPr>
-        <w:spacing w:after="60"/>
-      </w:pPr>
-      <w:r>
-        <w:rPr>
-          <w:color w:val="1A2733"/>
-          <w:sz w:val="21"/>
-          <w:szCs w:val="21"/>
-        </w:rPr>
-        <w:t xml:space="preserve">My claim is ___.</w:t>
-      </w:r>
-      <w:r>
-        <w:rPr>
-          <w:i/>
-          <w:iCs/>
-          <w:color w:val="5F6F80"/>
-          <w:sz w:val="19"/>
-          <w:szCs w:val="19"/>
-        </w:rPr>
-        <w:br/>
-        <w:t xml:space="preserve">Mi afirmación es ___.</w:t>
-      </w:r>
-    </w:p>
-    <w:p>
-      <w:pPr>
-        <w:spacing w:after="60"/>
-      </w:pPr>
-      <w:r>
-        <w:rPr>
-          <w:color w:val="1A2733"/>
-          <w:sz w:val="21"/>
-          <w:szCs w:val="21"/>
-        </w:rPr>
-        <w:t xml:space="preserve">My math evidence is ___.</w:t>
-      </w:r>
-      <w:r>
-        <w:rPr>
-          <w:i/>
-          <w:iCs/>
-          <w:color w:val="5F6F80"/>
-          <w:sz w:val="19"/>
-          <w:szCs w:val="19"/>
-        </w:rPr>
-        <w:br/>
-        <w:t xml:space="preserve">Mi evidencia matemática es ___.</w:t>
-      </w:r>
-    </w:p>
-    <w:p>
-      <w:pPr>
-        <w:spacing w:after="60"/>
-      </w:pPr>
-      <w:r>
-        <w:rPr>
-          <w:color w:val="1A2733"/>
-          <w:sz w:val="21"/>
-          <w:szCs w:val="21"/>
-        </w:rPr>
-        <w:t xml:space="preserve">This proves ___ because ___.</w:t>
-      </w:r>
-      <w:r>
-        <w:rPr>
-          <w:i/>
-          <w:iCs/>
-          <w:color w:val="5F6F80"/>
-          <w:sz w:val="19"/>
-          <w:szCs w:val="19"/>
-        </w:rPr>
-        <w:br/>
-        <w:t xml:space="preserve">Esto demuestra ___ porque ___.</w:t>
-      </w:r>
-    </w:p>
     <w:tbl>
       <w:tblPr>
         <w:tblW w:type="pct" w:w="100%"/>
@@ -2487,7 +2117,7 @@
           <w:sz w:val="24"/>
           <w:szCs w:val="24"/>
         </w:rPr>
-        <w:t xml:space="preserve">4. Check Your Explanation</w:t>
+        <w:t xml:space="preserve">Check Your Explanation</w:t>
       </w:r>
       <w:r>
         <w:rPr>
@@ -2497,7 +2127,7 @@
           <w:sz w:val="19"/>
           <w:szCs w:val="19"/>
         </w:rPr>
-        <w:t xml:space="preserve">   five quick checks</w:t>
+        <w:t xml:space="preserve">   three quick checks</w:t>
       </w:r>
     </w:p>
     <w:p>
@@ -2521,17 +2151,6 @@
         </w:rPr>
         <w:t xml:space="preserve">I answered the question.</w:t>
       </w:r>
-      <w:r>
-        <w:rPr>
-          <w:i/>
-          <w:iCs/>
-          <w:color w:val="5F6F80"/>
-          <w:sz w:val="18"/>
-          <w:szCs w:val="18"/>
-        </w:rPr>
-        <w:br/>
-        <w:t xml:space="preserve">Respondí la pregunta.</w:t>
-      </w:r>
     </w:p>
     <w:p>
       <w:pPr>
@@ -2552,18 +2171,7 @@
           <w:sz w:val="20"/>
           <w:szCs w:val="20"/>
         </w:rPr>
-        <w:t xml:space="preserve">I used math evidence: numbers, an equation, a model, or a comparison.</w:t>
-      </w:r>
-      <w:r>
-        <w:rPr>
-          <w:i/>
-          <w:iCs/>
-          <w:color w:val="5F6F80"/>
-          <w:sz w:val="18"/>
-          <w:szCs w:val="18"/>
-        </w:rPr>
-        <w:br/>
-        <w:t xml:space="preserve">Usé evidencia matemática: números, una ecuación, un modelo o una comparación.</w:t>
+        <w:t xml:space="preserve">I used math evidence: numbers, an equation, or a model.</w:t>
       </w:r>
     </w:p>
     <w:p>
@@ -2585,84 +2193,7 @@
           <w:sz w:val="20"/>
           <w:szCs w:val="20"/>
         </w:rPr>
-        <w:t xml:space="preserve">I explained how the evidence proves my answer.</w:t>
-      </w:r>
-      <w:r>
-        <w:rPr>
-          <w:i/>
-          <w:iCs/>
-          <w:color w:val="5F6F80"/>
-          <w:sz w:val="18"/>
-          <w:szCs w:val="18"/>
-        </w:rPr>
-        <w:br/>
-        <w:t xml:space="preserve">Expliqué cómo la evidencia demuestra mi respuesta.</w:t>
-      </w:r>
-    </w:p>
-    <w:p>
-      <w:pPr>
-        <w:spacing w:after="80"/>
-      </w:pPr>
-      <w:r>
-        <w:rPr>
-          <w:b/>
-          <w:bCs/>
-          <w:color w:val="1FA6A2"/>
-          <w:sz w:val="22"/>
-          <w:szCs w:val="22"/>
-        </w:rPr>
-        <w:t xml:space="preserve">☐  </w:t>
-      </w:r>
-      <w:r>
-        <w:rPr>
-          <w:sz w:val="20"/>
-          <w:szCs w:val="20"/>
-        </w:rPr>
         <w:t xml:space="preserve">I used at least two math words.</w:t>
-      </w:r>
-      <w:r>
-        <w:rPr>
-          <w:i/>
-          <w:iCs/>
-          <w:color w:val="5F6F80"/>
-          <w:sz w:val="18"/>
-          <w:szCs w:val="18"/>
-        </w:rPr>
-        <w:br/>
-        <w:t xml:space="preserve">Usé por lo menos dos palabras matemáticas.</w:t>
-      </w:r>
-    </w:p>
-    <w:p>
-      <w:pPr>
-        <w:spacing w:after="80"/>
-      </w:pPr>
-      <w:r>
-        <w:rPr>
-          <w:b/>
-          <w:bCs/>
-          <w:color w:val="1FA6A2"/>
-          <w:sz w:val="22"/>
-          <w:szCs w:val="22"/>
-        </w:rPr>
-        <w:t xml:space="preserve">☐  </w:t>
-      </w:r>
-      <w:r>
-        <w:rPr>
-          <w:sz w:val="20"/>
-          <w:szCs w:val="20"/>
-        </w:rPr>
-        <w:t xml:space="preserve">I reread complete sentences and punctuation.</w:t>
-      </w:r>
-      <w:r>
-        <w:rPr>
-          <w:i/>
-          <w:iCs/>
-          <w:color w:val="5F6F80"/>
-          <w:sz w:val="18"/>
-          <w:szCs w:val="18"/>
-        </w:rPr>
-        <w:br/>
-        <w:t xml:space="preserve">Volví a leer mis oraciones completas y la puntuación.</w:t>
       </w:r>
     </w:p>
     <w:p>
@@ -5163,7 +4694,7 @@
           <w:sz w:val="20"/>
           <w:szCs w:val="20"/>
         </w:rPr>
-        <w:t xml:space="preserve">☐  I answered the question.</w:t>
+        <w:t xml:space="preserve">☐  The answer to the math question is correct.</w:t>
       </w:r>
     </w:p>
     <w:p>
@@ -5175,7 +4706,7 @@
           <w:sz w:val="20"/>
           <w:szCs w:val="20"/>
         </w:rPr>
-        <w:t xml:space="preserve">☐  I used math evidence: numbers, an equation, a model, or a comparison.</w:t>
+        <w:t xml:space="preserve">☐  The evidence is real lesson mathematics (numbers, equation, or model), not restated claim.</w:t>
       </w:r>
     </w:p>
     <w:p>
@@ -5187,31 +4718,7 @@
           <w:sz w:val="20"/>
           <w:szCs w:val="20"/>
         </w:rPr>
-        <w:t xml:space="preserve">☐  I explained how the evidence proves my answer.</w:t>
-      </w:r>
-    </w:p>
-    <w:p>
-      <w:pPr>
-        <w:spacing w:after="80"/>
-      </w:pPr>
-      <w:r>
-        <w:rPr>
-          <w:sz w:val="20"/>
-          <w:szCs w:val="20"/>
-        </w:rPr>
-        <w:t xml:space="preserve">☐  I used at least two math words.</w:t>
-      </w:r>
-    </w:p>
-    <w:p>
-      <w:pPr>
-        <w:spacing w:after="80"/>
-      </w:pPr>
-      <w:r>
-        <w:rPr>
-          <w:sz w:val="20"/>
-          <w:szCs w:val="20"/>
-        </w:rPr>
-        <w:t xml:space="preserve">☐  I reread complete sentences and punctuation.</w:t>
+        <w:t xml:space="preserve">☐  The support level changed the language scaffolding, never the mathematical expectation.</w:t>
       </w:r>
     </w:p>
     <w:sectPr>
